--- a/script.docx
+++ b/script.docx
@@ -390,22 +390,53 @@
           <w:sz w:val="28"/>
           <w:szCs w:val="28"/>
         </w:rPr>
-        <w:t>1. Lack of awareness about Ayurveda and its benefits</w:t>
-      </w:r>
-    </w:p>
-    <w:p>
-      <w:pPr>
-        <w:rPr>
-          <w:sz w:val="28"/>
-          <w:szCs w:val="28"/>
-        </w:rPr>
-      </w:pPr>
-      <w:r>
-        <w:rPr>
-          <w:sz w:val="28"/>
-          <w:szCs w:val="28"/>
-        </w:rPr>
-        <w:t>"Even though Ayurveda is one of the oldest systems of medicine, many people today are not fully aware of its benefits. They often see it as outdated, without realizing how effective and natural it can actually be."</w:t>
+        <w:t xml:space="preserve">Now let me give you a quick recap of our earlier presentations </w:t>
+      </w:r>
+      <w:r>
+        <w:rPr>
+          <w:sz w:val="28"/>
+          <w:szCs w:val="28"/>
+        </w:rPr>
+        <w:t xml:space="preserve">we stated the problem statement of our project </w:t>
+      </w:r>
+      <w:r>
+        <w:rPr>
+          <w:sz w:val="28"/>
+          <w:szCs w:val="28"/>
+        </w:rPr>
+        <w:t xml:space="preserve">which </w:t>
+      </w:r>
+      <w:proofErr w:type="gramStart"/>
+      <w:r>
+        <w:rPr>
+          <w:sz w:val="28"/>
+          <w:szCs w:val="28"/>
+        </w:rPr>
+        <w:t xml:space="preserve">are </w:t>
+      </w:r>
+      <w:r>
+        <w:rPr>
+          <w:b/>
+          <w:bCs/>
+          <w:sz w:val="28"/>
+          <w:szCs w:val="28"/>
+        </w:rPr>
+        <w:t xml:space="preserve"> </w:t>
+      </w:r>
+      <w:r>
+        <w:rPr>
+          <w:sz w:val="28"/>
+          <w:szCs w:val="28"/>
+        </w:rPr>
+        <w:t>1</w:t>
+      </w:r>
+      <w:proofErr w:type="gramEnd"/>
+      <w:r>
+        <w:rPr>
+          <w:sz w:val="28"/>
+          <w:szCs w:val="28"/>
+        </w:rPr>
+        <w:t>. Lack of awareness about Ayurveda and its benefits</w:t>
       </w:r>
     </w:p>
     <w:p>
@@ -432,96 +463,226 @@
       </w:pPr>
       <w:r>
         <w:rPr>
-          <w:sz w:val="28"/>
-          <w:szCs w:val="28"/>
-        </w:rPr>
-        <w:t>"Most remedies that people find online or hear from others are very generic. They don’t take into account the person’s individual body type, health condition, or lifestyle. As a result, they are often not very effective."</w:t>
-      </w:r>
-      <w:r>
-        <w:rPr>
-          <w:sz w:val="28"/>
-          <w:szCs w:val="28"/>
+          <w:b/>
+          <w:bCs/>
+          <w:sz w:val="28"/>
+          <w:szCs w:val="28"/>
+        </w:rPr>
+        <w:t>Prashant</w:t>
+      </w:r>
+      <w:r>
+        <w:rPr>
+          <w:b/>
+          <w:bCs/>
+          <w:sz w:val="28"/>
+          <w:szCs w:val="28"/>
+        </w:rPr>
+        <w:t xml:space="preserve">- </w:t>
+      </w:r>
+      <w:r>
+        <w:rPr>
+          <w:sz w:val="28"/>
+          <w:szCs w:val="28"/>
+        </w:rPr>
+        <w:t>3. No accessible platform for personalized Ayurvedic guidance</w:t>
+      </w:r>
+    </w:p>
+    <w:p>
+      <w:pPr>
+        <w:rPr>
+          <w:sz w:val="28"/>
+          <w:szCs w:val="28"/>
+        </w:rPr>
+      </w:pPr>
+      <w:r>
+        <w:rPr>
+          <w:sz w:val="28"/>
+          <w:szCs w:val="28"/>
+        </w:rPr>
+        <w:t>4. People keep shifting to medicines or changing treatments</w:t>
+      </w:r>
+    </w:p>
+    <w:p>
+      <w:pPr>
+        <w:rPr>
+          <w:sz w:val="28"/>
+          <w:szCs w:val="28"/>
+        </w:rPr>
+      </w:pPr>
+      <w:r>
+        <w:rPr>
+          <w:b/>
+          <w:bCs/>
+          <w:sz w:val="28"/>
+          <w:szCs w:val="28"/>
+        </w:rPr>
+        <w:t>Manya-</w:t>
+      </w:r>
+      <w:r>
+        <w:rPr>
+          <w:sz w:val="28"/>
+          <w:szCs w:val="28"/>
+        </w:rPr>
+        <w:t xml:space="preserve"> </w:t>
+      </w:r>
+      <w:r>
+        <w:rPr>
+          <w:sz w:val="28"/>
+          <w:szCs w:val="28"/>
+        </w:rPr>
+        <w:t>Then we had discussed</w:t>
+      </w:r>
+      <w:r>
+        <w:rPr>
+          <w:sz w:val="28"/>
+          <w:szCs w:val="28"/>
+        </w:rPr>
+        <w:t xml:space="preserve"> the Objectives of our Project</w:t>
+      </w:r>
+      <w:r>
+        <w:rPr>
+          <w:sz w:val="28"/>
+          <w:szCs w:val="28"/>
+        </w:rPr>
+        <w:t xml:space="preserve"> which are</w:t>
+      </w:r>
+    </w:p>
+    <w:p>
+      <w:pPr>
+        <w:rPr>
+          <w:sz w:val="28"/>
+          <w:szCs w:val="28"/>
+          <w:lang w:val="en-US"/>
+        </w:rPr>
+      </w:pPr>
+      <w:r>
+        <w:rPr>
+          <w:sz w:val="28"/>
+          <w:szCs w:val="28"/>
+          <w:lang w:val="en-US"/>
+        </w:rPr>
+        <w:t>To provide personalized Ayurvedic recommendations based on a user’s health quiz</w:t>
+      </w:r>
+    </w:p>
+    <w:p>
+      <w:pPr>
+        <w:rPr>
+          <w:sz w:val="28"/>
+          <w:szCs w:val="28"/>
+          <w:lang w:val="en-US"/>
+        </w:rPr>
+      </w:pPr>
+      <w:r>
+        <w:rPr>
+          <w:sz w:val="28"/>
+          <w:szCs w:val="28"/>
+          <w:lang w:val="en-US"/>
+        </w:rPr>
+        <w:lastRenderedPageBreak/>
+        <w:t>Users can adopt healthy lifestyle practices without relying on chemical-based medicines or generic advice</w:t>
+      </w:r>
+    </w:p>
+    <w:p>
+      <w:pPr>
+        <w:rPr>
+          <w:sz w:val="28"/>
+          <w:szCs w:val="28"/>
+          <w:lang w:val="en-US"/>
+        </w:rPr>
+      </w:pPr>
+      <w:r>
+        <w:rPr>
+          <w:sz w:val="28"/>
+          <w:szCs w:val="28"/>
+          <w:lang w:val="en-US"/>
+        </w:rPr>
+        <w:t>It also bridges the gap between modern lifestyle and Ayurvedic knowledge</w:t>
+      </w:r>
+    </w:p>
+    <w:p>
+      <w:pPr>
+        <w:rPr>
+          <w:sz w:val="28"/>
+          <w:szCs w:val="28"/>
+          <w:lang w:val="en-US"/>
+        </w:rPr>
+      </w:pPr>
+      <w:r>
+        <w:rPr>
+          <w:b/>
+          <w:bCs/>
+          <w:sz w:val="28"/>
+          <w:szCs w:val="28"/>
+          <w:lang w:val="en-US"/>
+        </w:rPr>
+        <w:t>Prashant-</w:t>
+      </w:r>
+      <w:r>
+        <w:rPr>
+          <w:sz w:val="28"/>
+          <w:szCs w:val="28"/>
+          <w:lang w:val="en-US"/>
+        </w:rPr>
+        <w:t xml:space="preserve"> </w:t>
+      </w:r>
+      <w:r>
+        <w:rPr>
+          <w:sz w:val="28"/>
+          <w:szCs w:val="28"/>
+          <w:lang w:val="en-US"/>
+        </w:rPr>
+        <w:t>The platform is designed to be simple, intuitive, and easy to navigate for all types of users so it is a user-friendly application.</w:t>
+      </w:r>
+    </w:p>
+    <w:p>
+      <w:pPr>
+        <w:rPr>
+          <w:sz w:val="28"/>
+          <w:szCs w:val="28"/>
+          <w:lang w:val="en-US"/>
+        </w:rPr>
+      </w:pPr>
+      <w:r>
+        <w:rPr>
+          <w:sz w:val="28"/>
+          <w:szCs w:val="28"/>
+          <w:lang w:val="en-US"/>
+        </w:rPr>
+        <w:t>The platform educates users about Ayurvedic principles which encourages them to explore natural and holistic approaches to health.</w:t>
+      </w:r>
+      <w:r>
+        <w:rPr>
+          <w:sz w:val="28"/>
+          <w:szCs w:val="28"/>
+          <w:lang w:val="en-US"/>
         </w:rPr>
         <w:br/>
       </w:r>
-    </w:p>
-    <w:p>
-      <w:pPr>
-        <w:rPr>
-          <w:sz w:val="28"/>
-          <w:szCs w:val="28"/>
-        </w:rPr>
-      </w:pPr>
-      <w:r>
-        <w:rPr>
-          <w:b/>
-          <w:bCs/>
-          <w:sz w:val="28"/>
-          <w:szCs w:val="28"/>
-        </w:rPr>
-        <w:t>Prashant</w:t>
-      </w:r>
-      <w:r>
-        <w:rPr>
-          <w:b/>
-          <w:bCs/>
-          <w:sz w:val="28"/>
-          <w:szCs w:val="28"/>
-        </w:rPr>
-        <w:t xml:space="preserve">- </w:t>
-      </w:r>
-      <w:r>
-        <w:rPr>
-          <w:sz w:val="28"/>
-          <w:szCs w:val="28"/>
-        </w:rPr>
-        <w:t>3. No accessible platform for personalized Ayurvedic guidance</w:t>
-      </w:r>
-    </w:p>
-    <w:p>
-      <w:pPr>
-        <w:rPr>
-          <w:sz w:val="28"/>
-          <w:szCs w:val="28"/>
-        </w:rPr>
-      </w:pPr>
-      <w:r>
-        <w:rPr>
-          <w:sz w:val="28"/>
-          <w:szCs w:val="28"/>
-        </w:rPr>
-        <w:lastRenderedPageBreak/>
-        <w:t>"At present, there is no easily accessible platform that provides personalized Ayurvedic guidance. People either have to consult practitioners directly, which is not always convenient, or they end up relying on random sources."</w:t>
-      </w:r>
-    </w:p>
-    <w:p>
-      <w:pPr>
-        <w:rPr>
-          <w:sz w:val="28"/>
-          <w:szCs w:val="28"/>
-        </w:rPr>
-      </w:pPr>
-      <w:r>
-        <w:rPr>
-          <w:sz w:val="28"/>
-          <w:szCs w:val="28"/>
-        </w:rPr>
-        <w:t>4. People keep shifting to medicines or changing treatments</w:t>
-      </w:r>
-    </w:p>
-    <w:p>
-      <w:pPr>
-        <w:rPr>
-          <w:sz w:val="28"/>
-          <w:szCs w:val="28"/>
-        </w:rPr>
-      </w:pPr>
-      <w:r>
-        <w:rPr>
-          <w:sz w:val="28"/>
-          <w:szCs w:val="28"/>
-        </w:rPr>
-        <w:t>"Because of this lack of awareness and the absence of personalized solutions, people often rely on regular medicines or keep changing treatments frequently. This doesn’t always solve the root cause of their health problems."</w:t>
+      <w:r>
+        <w:rPr>
+          <w:sz w:val="28"/>
+          <w:szCs w:val="28"/>
+          <w:lang w:val="en-US"/>
+        </w:rPr>
+        <w:t xml:space="preserve">By using intelligent analysis and authentic Ayurvedic knowledge, </w:t>
+      </w:r>
+      <w:proofErr w:type="spellStart"/>
+      <w:r>
+        <w:rPr>
+          <w:sz w:val="28"/>
+          <w:szCs w:val="28"/>
+          <w:lang w:val="en-US"/>
+        </w:rPr>
+        <w:t>AyurSense</w:t>
+      </w:r>
+      <w:proofErr w:type="spellEnd"/>
+      <w:r>
+        <w:rPr>
+          <w:sz w:val="28"/>
+          <w:szCs w:val="28"/>
+          <w:lang w:val="en-US"/>
+        </w:rPr>
+        <w:t xml:space="preserve"> ensures users receive effective and dependable guidance.</w:t>
       </w:r>
     </w:p>
     <w:p>
@@ -545,182 +706,7 @@
           <w:sz w:val="28"/>
           <w:szCs w:val="28"/>
         </w:rPr>
-        <w:t xml:space="preserve"> </w:t>
-      </w:r>
-      <w:r>
-        <w:rPr>
-          <w:sz w:val="28"/>
-          <w:szCs w:val="28"/>
-        </w:rPr>
-        <w:t>Now let’s see some of the Objectives of our Project</w:t>
-      </w:r>
-    </w:p>
-    <w:p>
-      <w:pPr>
-        <w:rPr>
-          <w:sz w:val="28"/>
-          <w:szCs w:val="28"/>
-          <w:lang w:val="en-US"/>
-        </w:rPr>
-      </w:pPr>
-      <w:r>
-        <w:rPr>
-          <w:sz w:val="28"/>
-          <w:szCs w:val="28"/>
-          <w:lang w:val="en-US"/>
-        </w:rPr>
-        <w:t>To provide personalized Ayurvedic recommendations based on a user’s health quiz</w:t>
-      </w:r>
-    </w:p>
-    <w:p>
-      <w:pPr>
-        <w:rPr>
-          <w:sz w:val="28"/>
-          <w:szCs w:val="28"/>
-          <w:lang w:val="en-US"/>
-        </w:rPr>
-      </w:pPr>
-      <w:r>
-        <w:rPr>
-          <w:sz w:val="28"/>
-          <w:szCs w:val="28"/>
-          <w:lang w:val="en-US"/>
-        </w:rPr>
-        <w:t>Users can adopt healthy lifestyle practices without relying on chemical-based medicines or generic advice</w:t>
-      </w:r>
-    </w:p>
-    <w:p>
-      <w:pPr>
-        <w:rPr>
-          <w:sz w:val="28"/>
-          <w:szCs w:val="28"/>
-          <w:lang w:val="en-US"/>
-        </w:rPr>
-      </w:pPr>
-      <w:r>
-        <w:rPr>
-          <w:sz w:val="28"/>
-          <w:szCs w:val="28"/>
-          <w:lang w:val="en-US"/>
-        </w:rPr>
-        <w:t>It also bridges the gap between modern lifestyle and Ayurvedic knowledge</w:t>
-      </w:r>
-    </w:p>
-    <w:p>
-      <w:pPr>
-        <w:rPr>
-          <w:sz w:val="28"/>
-          <w:szCs w:val="28"/>
-          <w:lang w:val="en-US"/>
-        </w:rPr>
-      </w:pPr>
-      <w:r>
-        <w:rPr>
-          <w:b/>
-          <w:bCs/>
-          <w:sz w:val="28"/>
-          <w:szCs w:val="28"/>
-          <w:lang w:val="en-US"/>
-        </w:rPr>
-        <w:t>Prashant-</w:t>
-      </w:r>
-      <w:r>
-        <w:rPr>
-          <w:sz w:val="28"/>
-          <w:szCs w:val="28"/>
-          <w:lang w:val="en-US"/>
-        </w:rPr>
-        <w:t xml:space="preserve"> </w:t>
-      </w:r>
-      <w:r>
-        <w:rPr>
-          <w:sz w:val="28"/>
-          <w:szCs w:val="28"/>
-          <w:lang w:val="en-US"/>
-        </w:rPr>
-        <w:t>The platform is designed to be simple, intuitive, and easy to navigate for all types of users so it is a user-friendly application.</w:t>
-      </w:r>
-    </w:p>
-    <w:p>
-      <w:pPr>
-        <w:rPr>
-          <w:sz w:val="28"/>
-          <w:szCs w:val="28"/>
-          <w:lang w:val="en-US"/>
-        </w:rPr>
-      </w:pPr>
-      <w:r>
-        <w:rPr>
-          <w:sz w:val="28"/>
-          <w:szCs w:val="28"/>
-          <w:lang w:val="en-US"/>
-        </w:rPr>
-        <w:t>The platform educates users about Ayurvedic principles which encourages them to explore natural and holistic approaches to health.</w:t>
-      </w:r>
-      <w:r>
-        <w:rPr>
-          <w:sz w:val="28"/>
-          <w:szCs w:val="28"/>
-          <w:lang w:val="en-US"/>
-        </w:rPr>
-        <w:br/>
-      </w:r>
-      <w:r>
-        <w:rPr>
-          <w:sz w:val="28"/>
-          <w:szCs w:val="28"/>
-          <w:lang w:val="en-US"/>
-        </w:rPr>
-        <w:t xml:space="preserve">By using intelligent analysis and authentic Ayurvedic knowledge, </w:t>
-      </w:r>
-      <w:proofErr w:type="spellStart"/>
-      <w:r>
-        <w:rPr>
-          <w:sz w:val="28"/>
-          <w:szCs w:val="28"/>
-          <w:lang w:val="en-US"/>
-        </w:rPr>
-        <w:t>AyurSense</w:t>
-      </w:r>
-      <w:proofErr w:type="spellEnd"/>
-      <w:r>
-        <w:rPr>
-          <w:sz w:val="28"/>
-          <w:szCs w:val="28"/>
-          <w:lang w:val="en-US"/>
-        </w:rPr>
-        <w:t xml:space="preserve"> ensures users receive effective and dependable guidance.</w:t>
-      </w:r>
-    </w:p>
-    <w:p>
-      <w:pPr>
-        <w:rPr>
-          <w:sz w:val="28"/>
-          <w:szCs w:val="28"/>
-        </w:rPr>
-      </w:pPr>
-      <w:r>
-        <w:rPr>
-          <w:b/>
-          <w:bCs/>
-          <w:sz w:val="28"/>
-          <w:szCs w:val="28"/>
-        </w:rPr>
-        <w:t>Manya-</w:t>
-      </w:r>
-      <w:r>
-        <w:rPr>
-          <w:sz w:val="28"/>
-          <w:szCs w:val="28"/>
-        </w:rPr>
-        <w:t xml:space="preserve"> </w:t>
-      </w:r>
-      <w:r>
-        <w:rPr>
-          <w:sz w:val="28"/>
-          <w:szCs w:val="28"/>
-        </w:rPr>
-        <w:t>1. User Approach</w:t>
+        <w:t xml:space="preserve"> 1. User Approach</w:t>
       </w:r>
     </w:p>
     <w:p>
@@ -867,15 +853,226 @@
           <w:sz w:val="28"/>
           <w:szCs w:val="28"/>
         </w:rPr>
+        <w:t>Currently, information is scattered across multiple sources, and users spend a lot of time searching and verifying it.</w:t>
+      </w:r>
+      <w:r>
+        <w:rPr>
+          <w:sz w:val="28"/>
+          <w:szCs w:val="28"/>
+        </w:rPr>
+        <w:br/>
+      </w:r>
+      <w:proofErr w:type="spellStart"/>
+      <w:r>
+        <w:rPr>
+          <w:sz w:val="28"/>
+          <w:szCs w:val="28"/>
+        </w:rPr>
+        <w:t>AyurSense</w:t>
+      </w:r>
+      <w:proofErr w:type="spellEnd"/>
+      <w:r>
+        <w:rPr>
+          <w:sz w:val="28"/>
+          <w:szCs w:val="28"/>
+        </w:rPr>
+        <w:t xml:space="preserve"> centralizes all information in one user-friendly website, making personalized guidance easily accessible anytime.</w:t>
+      </w:r>
+    </w:p>
+    <w:p>
+      <w:pPr>
+        <w:rPr>
+          <w:sz w:val="28"/>
+          <w:szCs w:val="28"/>
+        </w:rPr>
+      </w:pPr>
+      <w:r>
+        <w:rPr>
+          <w:sz w:val="28"/>
+          <w:szCs w:val="28"/>
+        </w:rPr>
+        <w:t xml:space="preserve">4. Awareness </w:t>
+      </w:r>
+    </w:p>
+    <w:p>
+      <w:pPr>
+        <w:rPr>
+          <w:sz w:val="28"/>
+          <w:szCs w:val="28"/>
+        </w:rPr>
+      </w:pPr>
+      <w:r>
+        <w:rPr>
+          <w:sz w:val="28"/>
+          <w:szCs w:val="28"/>
+        </w:rPr>
+        <w:t>In the existing system, there is generally low awareness about Ayurveda and its benefits. Many people do not know how Ayurveda can help them maintain health naturally.</w:t>
+      </w:r>
+    </w:p>
+    <w:p>
+      <w:pPr>
+        <w:rPr>
+          <w:sz w:val="28"/>
+          <w:szCs w:val="28"/>
+        </w:rPr>
+      </w:pPr>
+      <w:r>
+        <w:rPr>
+          <w:sz w:val="28"/>
+          <w:szCs w:val="28"/>
+        </w:rPr>
+        <w:t xml:space="preserve">In contrast, </w:t>
+      </w:r>
+      <w:proofErr w:type="spellStart"/>
+      <w:r>
+        <w:rPr>
+          <w:sz w:val="28"/>
+          <w:szCs w:val="28"/>
+        </w:rPr>
+        <w:t>AyurSense</w:t>
+      </w:r>
+      <w:proofErr w:type="spellEnd"/>
+      <w:r>
+        <w:rPr>
+          <w:sz w:val="28"/>
+          <w:szCs w:val="28"/>
+        </w:rPr>
+        <w:t xml:space="preserve"> educates users about Ayurveda and highlights the personalized benefits according to their unique health profile.</w:t>
+      </w:r>
+    </w:p>
+    <w:p>
+      <w:pPr>
+        <w:rPr>
+          <w:sz w:val="28"/>
+          <w:szCs w:val="28"/>
+        </w:rPr>
+      </w:pPr>
+      <w:r>
+        <w:rPr>
+          <w:b/>
+          <w:bCs/>
+          <w:sz w:val="28"/>
+          <w:szCs w:val="28"/>
+        </w:rPr>
+        <w:t>Manya-</w:t>
+      </w:r>
+      <w:r>
+        <w:rPr>
+          <w:sz w:val="28"/>
+          <w:szCs w:val="28"/>
+        </w:rPr>
+        <w:t xml:space="preserve"> </w:t>
+      </w:r>
+      <w:r>
+        <w:rPr>
+          <w:sz w:val="28"/>
+          <w:szCs w:val="28"/>
+        </w:rPr>
+        <w:t>We had also discussed</w:t>
+      </w:r>
+      <w:r>
+        <w:rPr>
+          <w:sz w:val="28"/>
+          <w:szCs w:val="28"/>
+        </w:rPr>
+        <w:t xml:space="preserve"> Methodology we </w:t>
+      </w:r>
+      <w:r>
+        <w:rPr>
+          <w:sz w:val="28"/>
+          <w:szCs w:val="28"/>
+        </w:rPr>
+        <w:t>followed</w:t>
+      </w:r>
+      <w:r>
+        <w:rPr>
+          <w:sz w:val="28"/>
+          <w:szCs w:val="28"/>
+        </w:rPr>
+        <w:t xml:space="preserve"> in building </w:t>
+      </w:r>
+      <w:proofErr w:type="spellStart"/>
+      <w:r>
+        <w:rPr>
+          <w:sz w:val="28"/>
+          <w:szCs w:val="28"/>
+        </w:rPr>
+        <w:t>AyurSense</w:t>
+      </w:r>
+      <w:proofErr w:type="spellEnd"/>
+    </w:p>
+    <w:p>
+      <w:pPr>
+        <w:rPr>
+          <w:sz w:val="28"/>
+          <w:szCs w:val="28"/>
+        </w:rPr>
+      </w:pPr>
+      <w:r>
+        <w:rPr>
+          <w:sz w:val="28"/>
+          <w:szCs w:val="28"/>
+        </w:rPr>
         <w:lastRenderedPageBreak/>
-        <w:t>Currently, information is scattered across multiple sources, and users spend a lot of time searching and verifying it.</w:t>
-      </w:r>
-      <w:r>
-        <w:rPr>
-          <w:sz w:val="28"/>
-          <w:szCs w:val="28"/>
-        </w:rPr>
-        <w:br/>
+        <w:t>1. First, in the Requirement Analysis phase, we studied user needs and identified the common problems in existing systems</w:t>
+      </w:r>
+    </w:p>
+    <w:p>
+      <w:pPr>
+        <w:rPr>
+          <w:sz w:val="28"/>
+          <w:szCs w:val="28"/>
+        </w:rPr>
+      </w:pPr>
+      <w:r>
+        <w:rPr>
+          <w:sz w:val="28"/>
+          <w:szCs w:val="28"/>
+        </w:rPr>
+        <w:t xml:space="preserve">2.Next was the System Design stage. Here, we created the workflow, architecture, and database schema. </w:t>
+      </w:r>
+    </w:p>
+    <w:p>
+      <w:pPr>
+        <w:rPr>
+          <w:sz w:val="28"/>
+          <w:szCs w:val="28"/>
+        </w:rPr>
+      </w:pPr>
+      <w:r>
+        <w:rPr>
+          <w:sz w:val="28"/>
+          <w:szCs w:val="28"/>
+        </w:rPr>
+        <w:t xml:space="preserve">3.Then </w:t>
+      </w:r>
+      <w:r>
+        <w:rPr>
+          <w:sz w:val="28"/>
+          <w:szCs w:val="28"/>
+        </w:rPr>
+        <w:t>is</w:t>
+      </w:r>
+      <w:r>
+        <w:rPr>
+          <w:sz w:val="28"/>
+          <w:szCs w:val="28"/>
+        </w:rPr>
+        <w:t xml:space="preserve"> the Development Phase, where </w:t>
+      </w:r>
+      <w:r>
+        <w:rPr>
+          <w:sz w:val="28"/>
+          <w:szCs w:val="28"/>
+        </w:rPr>
+        <w:t xml:space="preserve">we worked </w:t>
+      </w:r>
+      <w:r>
+        <w:rPr>
+          <w:sz w:val="28"/>
+          <w:szCs w:val="28"/>
+        </w:rPr>
+        <w:t xml:space="preserve">on the frontend using HTML, CSS, </w:t>
       </w:r>
       <w:proofErr w:type="spellStart"/>
       <w:r>
@@ -883,6 +1080,186 @@
           <w:sz w:val="28"/>
           <w:szCs w:val="28"/>
         </w:rPr>
+        <w:t>BootStrap</w:t>
+      </w:r>
+      <w:proofErr w:type="spellEnd"/>
+      <w:r>
+        <w:rPr>
+          <w:sz w:val="28"/>
+          <w:szCs w:val="28"/>
+        </w:rPr>
+        <w:t xml:space="preserve">. For the backend, we </w:t>
+      </w:r>
+      <w:r>
+        <w:rPr>
+          <w:sz w:val="28"/>
+          <w:szCs w:val="28"/>
+        </w:rPr>
+        <w:t>have used</w:t>
+      </w:r>
+      <w:r>
+        <w:rPr>
+          <w:sz w:val="28"/>
+          <w:szCs w:val="28"/>
+        </w:rPr>
+        <w:t xml:space="preserve"> Flask in Python. We </w:t>
+      </w:r>
+      <w:r>
+        <w:rPr>
+          <w:sz w:val="28"/>
+          <w:szCs w:val="28"/>
+        </w:rPr>
+        <w:t xml:space="preserve">have </w:t>
+      </w:r>
+      <w:r>
+        <w:rPr>
+          <w:sz w:val="28"/>
+          <w:szCs w:val="28"/>
+        </w:rPr>
+        <w:t xml:space="preserve">also </w:t>
+      </w:r>
+      <w:proofErr w:type="gramStart"/>
+      <w:r>
+        <w:rPr>
+          <w:sz w:val="28"/>
+          <w:szCs w:val="28"/>
+        </w:rPr>
+        <w:t>integrate</w:t>
+      </w:r>
+      <w:proofErr w:type="gramEnd"/>
+      <w:r>
+        <w:rPr>
+          <w:sz w:val="28"/>
+          <w:szCs w:val="28"/>
+        </w:rPr>
+        <w:t xml:space="preserve"> AI to generate personalized Ayurvedic recommendations.</w:t>
+      </w:r>
+    </w:p>
+    <w:p>
+      <w:pPr>
+        <w:rPr>
+          <w:sz w:val="28"/>
+          <w:szCs w:val="28"/>
+        </w:rPr>
+      </w:pPr>
+      <w:r>
+        <w:rPr>
+          <w:b/>
+          <w:bCs/>
+          <w:sz w:val="28"/>
+          <w:szCs w:val="28"/>
+        </w:rPr>
+        <w:t>Prashant-</w:t>
+      </w:r>
+      <w:r>
+        <w:rPr>
+          <w:sz w:val="28"/>
+          <w:szCs w:val="28"/>
+        </w:rPr>
+        <w:t xml:space="preserve"> 4. After development, we will be performing Testing. Each module will be tested separately to check functionality, and we will ensure the accuracy of the recommendations generated.</w:t>
+      </w:r>
+    </w:p>
+    <w:p>
+      <w:pPr>
+        <w:rPr>
+          <w:sz w:val="28"/>
+          <w:szCs w:val="28"/>
+        </w:rPr>
+      </w:pPr>
+      <w:r>
+        <w:rPr>
+          <w:sz w:val="28"/>
+          <w:szCs w:val="28"/>
+        </w:rPr>
+        <w:t xml:space="preserve">5.The next step </w:t>
+      </w:r>
+      <w:r>
+        <w:rPr>
+          <w:sz w:val="28"/>
+          <w:szCs w:val="28"/>
+        </w:rPr>
+        <w:t>will be</w:t>
+      </w:r>
+      <w:r>
+        <w:rPr>
+          <w:sz w:val="28"/>
+          <w:szCs w:val="28"/>
+        </w:rPr>
+        <w:t xml:space="preserve"> Deployment, where we will host the project as a web application so that it could be accessed by anyone, anywhere.</w:t>
+      </w:r>
+    </w:p>
+    <w:p>
+      <w:pPr>
+        <w:rPr>
+          <w:sz w:val="28"/>
+          <w:szCs w:val="28"/>
+        </w:rPr>
+      </w:pPr>
+      <w:r>
+        <w:rPr>
+          <w:sz w:val="28"/>
+          <w:szCs w:val="28"/>
+        </w:rPr>
+        <w:t>6.Finally, we will focus on Feedback and Improvement. Based on user feedback, we will refine remedies, update quiz questions, and improve the overall experience.</w:t>
+      </w:r>
+    </w:p>
+    <w:p>
+      <w:pPr>
+        <w:rPr>
+          <w:sz w:val="28"/>
+          <w:szCs w:val="28"/>
+        </w:rPr>
+      </w:pPr>
+      <w:r>
+        <w:rPr>
+          <w:b/>
+          <w:bCs/>
+          <w:sz w:val="28"/>
+          <w:szCs w:val="28"/>
+        </w:rPr>
+        <w:t>Manya-</w:t>
+      </w:r>
+      <w:r>
+        <w:rPr>
+          <w:sz w:val="28"/>
+          <w:szCs w:val="28"/>
+        </w:rPr>
+        <w:t xml:space="preserve"> </w:t>
+      </w:r>
+      <w:r>
+        <w:rPr>
+          <w:sz w:val="28"/>
+          <w:szCs w:val="28"/>
+        </w:rPr>
+        <w:t>Then we</w:t>
+      </w:r>
+      <w:r>
+        <w:rPr>
+          <w:sz w:val="28"/>
+          <w:szCs w:val="28"/>
+        </w:rPr>
+        <w:t xml:space="preserve"> had</w:t>
+      </w:r>
+      <w:r>
+        <w:rPr>
+          <w:sz w:val="28"/>
+          <w:szCs w:val="28"/>
+        </w:rPr>
+        <w:t xml:space="preserve"> discussed</w:t>
+      </w:r>
+      <w:r>
+        <w:rPr>
+          <w:sz w:val="28"/>
+          <w:szCs w:val="28"/>
+        </w:rPr>
+        <w:t xml:space="preserve"> the System Components of </w:t>
+      </w:r>
+      <w:proofErr w:type="spellStart"/>
+      <w:r>
+        <w:rPr>
+          <w:sz w:val="28"/>
+          <w:szCs w:val="28"/>
+        </w:rPr>
         <w:t>AyurSense</w:t>
       </w:r>
       <w:proofErr w:type="spellEnd"/>
@@ -891,85 +1268,44 @@
           <w:sz w:val="28"/>
           <w:szCs w:val="28"/>
         </w:rPr>
-        <w:t xml:space="preserve"> centralizes all information in one user-friendly website, making personalized guidance easily accessible anytime.</w:t>
-      </w:r>
-    </w:p>
-    <w:p>
-      <w:pPr>
-        <w:rPr>
-          <w:sz w:val="28"/>
-          <w:szCs w:val="28"/>
-        </w:rPr>
-      </w:pPr>
-      <w:r>
-        <w:rPr>
-          <w:sz w:val="28"/>
-          <w:szCs w:val="28"/>
-        </w:rPr>
-        <w:t xml:space="preserve">4. Awareness </w:t>
-      </w:r>
-    </w:p>
-    <w:p>
-      <w:pPr>
-        <w:rPr>
-          <w:sz w:val="28"/>
-          <w:szCs w:val="28"/>
-        </w:rPr>
-      </w:pPr>
-      <w:r>
-        <w:rPr>
-          <w:sz w:val="28"/>
-          <w:szCs w:val="28"/>
-        </w:rPr>
-        <w:t>In the existing system, there is generally low awareness about Ayurveda and its benefits. Many people do not know how Ayurveda can help them maintain health naturally.</w:t>
-      </w:r>
-    </w:p>
-    <w:p>
-      <w:pPr>
-        <w:rPr>
-          <w:sz w:val="28"/>
-          <w:szCs w:val="28"/>
-        </w:rPr>
-      </w:pPr>
-      <w:r>
-        <w:rPr>
-          <w:sz w:val="28"/>
-          <w:szCs w:val="28"/>
-        </w:rPr>
-        <w:t xml:space="preserve">In contrast, </w:t>
-      </w:r>
-      <w:proofErr w:type="spellStart"/>
-      <w:r>
-        <w:rPr>
-          <w:sz w:val="28"/>
-          <w:szCs w:val="28"/>
-        </w:rPr>
-        <w:t>AyurSense</w:t>
-      </w:r>
-      <w:proofErr w:type="spellEnd"/>
-      <w:r>
-        <w:rPr>
-          <w:sz w:val="28"/>
-          <w:szCs w:val="28"/>
-        </w:rPr>
-        <w:t xml:space="preserve"> educates users about Ayurveda and highlights the personalized benefits according to their unique health profile.</w:t>
-      </w:r>
-    </w:p>
-    <w:p>
-      <w:pPr>
-        <w:rPr>
-          <w:sz w:val="28"/>
-          <w:szCs w:val="28"/>
-        </w:rPr>
-      </w:pPr>
-      <w:r>
-        <w:rPr>
-          <w:b/>
-          <w:bCs/>
-          <w:sz w:val="28"/>
-          <w:szCs w:val="28"/>
-        </w:rPr>
-        <w:t>Manya-</w:t>
+        <w:t xml:space="preserve"> which are the User, The quiz </w:t>
+      </w:r>
+      <w:proofErr w:type="gramStart"/>
+      <w:r>
+        <w:rPr>
+          <w:sz w:val="28"/>
+          <w:szCs w:val="28"/>
+        </w:rPr>
+        <w:t xml:space="preserve">module </w:t>
+      </w:r>
+      <w:r>
+        <w:rPr>
+          <w:sz w:val="28"/>
+          <w:szCs w:val="28"/>
+        </w:rPr>
+        <w:t>,</w:t>
+      </w:r>
+      <w:proofErr w:type="gramEnd"/>
+      <w:r>
+        <w:rPr>
+          <w:sz w:val="28"/>
+          <w:szCs w:val="28"/>
+        </w:rPr>
+        <w:t xml:space="preserve"> The backend</w:t>
+      </w:r>
+      <w:r>
+        <w:rPr>
+          <w:sz w:val="28"/>
+          <w:szCs w:val="28"/>
+        </w:rPr>
+        <w:t>,</w:t>
+      </w:r>
+      <w:r>
+        <w:rPr>
+          <w:sz w:val="28"/>
+          <w:szCs w:val="28"/>
+        </w:rPr>
+        <w:t xml:space="preserve"> The Recommendation engine, Output</w:t>
       </w:r>
       <w:r>
         <w:rPr>
@@ -983,85 +1319,30 @@
           <w:sz w:val="28"/>
           <w:szCs w:val="28"/>
         </w:rPr>
-        <w:t xml:space="preserve">Now, let’s move on to the Methodology we will be following in building </w:t>
-      </w:r>
-      <w:proofErr w:type="spellStart"/>
-      <w:r>
-        <w:rPr>
-          <w:sz w:val="28"/>
-          <w:szCs w:val="28"/>
-        </w:rPr>
-        <w:t>AyurSense</w:t>
-      </w:r>
-      <w:proofErr w:type="spellEnd"/>
-    </w:p>
-    <w:p>
-      <w:pPr>
-        <w:rPr>
-          <w:sz w:val="28"/>
-          <w:szCs w:val="28"/>
-        </w:rPr>
-      </w:pPr>
-      <w:r>
-        <w:rPr>
-          <w:sz w:val="28"/>
-          <w:szCs w:val="28"/>
-        </w:rPr>
-        <w:t>1. First, in the Requirement Analysis phase, we studied user needs and identified the common problems in existing systems, like lack of personalization and scattered information.</w:t>
-      </w:r>
-    </w:p>
-    <w:p>
-      <w:pPr>
-        <w:rPr>
-          <w:sz w:val="28"/>
-          <w:szCs w:val="28"/>
-        </w:rPr>
-      </w:pPr>
-      <w:r>
-        <w:rPr>
-          <w:sz w:val="28"/>
-          <w:szCs w:val="28"/>
-        </w:rPr>
-        <w:t>2.Next was the System Design stage. Here, we created the workflow, architecture, and database schema. We divided the system into modules such as Authentication, Health Quiz, and Recommendation engine.</w:t>
-      </w:r>
-    </w:p>
-    <w:p>
-      <w:pPr>
-        <w:rPr>
-          <w:sz w:val="28"/>
-          <w:szCs w:val="28"/>
-        </w:rPr>
-      </w:pPr>
-      <w:r>
-        <w:rPr>
-          <w:sz w:val="28"/>
-          <w:szCs w:val="28"/>
-        </w:rPr>
-        <w:t xml:space="preserve">3.Then will be the Development Phase, where we will work on the frontend using HTML, CSS, </w:t>
-      </w:r>
-      <w:proofErr w:type="spellStart"/>
-      <w:r>
-        <w:rPr>
-          <w:sz w:val="28"/>
-          <w:szCs w:val="28"/>
-        </w:rPr>
-        <w:t>BootStrap</w:t>
-      </w:r>
-      <w:proofErr w:type="spellEnd"/>
-      <w:r>
-        <w:rPr>
-          <w:sz w:val="28"/>
-          <w:szCs w:val="28"/>
-        </w:rPr>
-        <w:t xml:space="preserve">. For the backend, we will be </w:t>
-      </w:r>
+        <w:t>and the Feedback module</w:t>
+      </w:r>
+      <w:r>
+        <w:rPr>
+          <w:sz w:val="28"/>
+          <w:szCs w:val="28"/>
+        </w:rPr>
+        <w:t>.</w:t>
+      </w:r>
+    </w:p>
+    <w:p>
+      <w:pPr>
+        <w:rPr>
+          <w:sz w:val="28"/>
+          <w:szCs w:val="28"/>
+        </w:rPr>
+      </w:pPr>
       <w:proofErr w:type="gramStart"/>
       <w:r>
         <w:rPr>
           <w:sz w:val="28"/>
           <w:szCs w:val="28"/>
         </w:rPr>
-        <w:t>using  Flask</w:t>
+        <w:t>Next</w:t>
       </w:r>
       <w:proofErr w:type="gramEnd"/>
       <w:r>
@@ -1069,122 +1350,43 @@
           <w:sz w:val="28"/>
           <w:szCs w:val="28"/>
         </w:rPr>
-        <w:t xml:space="preserve"> in Python. We </w:t>
-      </w:r>
-      <w:r>
-        <w:rPr>
-          <w:sz w:val="28"/>
-          <w:szCs w:val="28"/>
-        </w:rPr>
-        <w:t xml:space="preserve">will </w:t>
-      </w:r>
-      <w:r>
-        <w:rPr>
-          <w:sz w:val="28"/>
-          <w:szCs w:val="28"/>
-        </w:rPr>
-        <w:t>also integrate AI to generate personalized Ayurvedic recommendations.</w:t>
-      </w:r>
-    </w:p>
-    <w:p>
-      <w:pPr>
-        <w:rPr>
-          <w:sz w:val="28"/>
-          <w:szCs w:val="28"/>
-        </w:rPr>
-      </w:pPr>
-      <w:r>
-        <w:rPr>
-          <w:b/>
-          <w:bCs/>
-          <w:sz w:val="28"/>
-          <w:szCs w:val="28"/>
-        </w:rPr>
-        <w:t>Prashant-</w:t>
-      </w:r>
-      <w:r>
-        <w:rPr>
-          <w:sz w:val="28"/>
-          <w:szCs w:val="28"/>
-        </w:rPr>
-        <w:t xml:space="preserve"> 4. After development, we will be performing Testing. Each module will be tested separately to check functionality, and we will ensure the accuracy of the recommendations generated.</w:t>
-      </w:r>
-    </w:p>
-    <w:p>
-      <w:pPr>
-        <w:rPr>
-          <w:sz w:val="28"/>
-          <w:szCs w:val="28"/>
-        </w:rPr>
-      </w:pPr>
-      <w:r>
-        <w:rPr>
-          <w:sz w:val="28"/>
-          <w:szCs w:val="28"/>
-        </w:rPr>
-        <w:t>5.The next step was Deployment, where we will host the project as a web application so that it could be accessed by anyone, anywhere.</w:t>
-      </w:r>
-    </w:p>
-    <w:p>
-      <w:pPr>
-        <w:rPr>
-          <w:sz w:val="28"/>
-          <w:szCs w:val="28"/>
-        </w:rPr>
-      </w:pPr>
-      <w:r>
-        <w:rPr>
-          <w:sz w:val="28"/>
-          <w:szCs w:val="28"/>
-        </w:rPr>
-        <w:t>6.Finally, we will focus on Feedback and Improvement. Based on user feedback, we will refine remedies, update quiz questions, and improve the overall experience.</w:t>
-      </w:r>
-    </w:p>
-    <w:p>
-      <w:pPr>
-        <w:rPr>
-          <w:sz w:val="28"/>
-          <w:szCs w:val="28"/>
-        </w:rPr>
-      </w:pPr>
-      <w:r>
-        <w:rPr>
-          <w:b/>
-          <w:bCs/>
-          <w:sz w:val="28"/>
-          <w:szCs w:val="28"/>
-        </w:rPr>
-        <w:t>Manya-</w:t>
-      </w:r>
-      <w:r>
-        <w:rPr>
-          <w:sz w:val="28"/>
-          <w:szCs w:val="28"/>
-        </w:rPr>
-        <w:t xml:space="preserve"> Now, let’s look at the System Components of </w:t>
-      </w:r>
-      <w:proofErr w:type="spellStart"/>
-      <w:r>
-        <w:rPr>
-          <w:sz w:val="28"/>
-          <w:szCs w:val="28"/>
-        </w:rPr>
-        <w:t>AyurSense</w:t>
-      </w:r>
-      <w:proofErr w:type="spellEnd"/>
-      <w:r>
-        <w:rPr>
-          <w:sz w:val="28"/>
-          <w:szCs w:val="28"/>
-        </w:rPr>
-        <w:t>:</w:t>
+        <w:t xml:space="preserve"> we </w:t>
+      </w:r>
+      <w:r>
+        <w:rPr>
+          <w:sz w:val="28"/>
+          <w:szCs w:val="28"/>
+        </w:rPr>
+        <w:t>discussed about the different types of class diagrams.</w:t>
+      </w:r>
+    </w:p>
+    <w:p>
+      <w:pPr>
+        <w:rPr>
+          <w:sz w:val="28"/>
+          <w:szCs w:val="28"/>
+        </w:rPr>
+      </w:pPr>
+      <w:r>
+        <w:rPr>
+          <w:sz w:val="28"/>
+          <w:szCs w:val="28"/>
+        </w:rPr>
+        <w:t xml:space="preserve"> </w:t>
+      </w:r>
+      <w:r>
+        <w:rPr>
+          <w:sz w:val="28"/>
+          <w:szCs w:val="28"/>
+        </w:rPr>
+        <w:t>This is the Entity Relationship Diagram of our system. It represents the main entities, their attributes, and how they are connected to each other."</w:t>
       </w:r>
     </w:p>
     <w:p>
       <w:pPr>
         <w:numPr>
           <w:ilvl w:val="0"/>
-          <w:numId w:val="4"/>
+          <w:numId w:val="3"/>
         </w:numPr>
         <w:rPr>
           <w:sz w:val="28"/>
@@ -1196,30 +1398,30 @@
           <w:sz w:val="28"/>
           <w:szCs w:val="28"/>
         </w:rPr>
-        <w:t xml:space="preserve">The </w:t>
-      </w:r>
-      <w:proofErr w:type="gramStart"/>
-      <w:r>
-        <w:rPr>
-          <w:sz w:val="28"/>
-          <w:szCs w:val="28"/>
-        </w:rPr>
-        <w:t>User ,</w:t>
-      </w:r>
-      <w:proofErr w:type="gramEnd"/>
-      <w:r>
-        <w:rPr>
-          <w:sz w:val="28"/>
-          <w:szCs w:val="28"/>
-        </w:rPr>
-        <w:t xml:space="preserve"> who interacts with the system by logging in and taking the health quiz.</w:t>
+        <w:t xml:space="preserve">User: The central entity with details like </w:t>
+      </w:r>
+      <w:r>
+        <w:rPr>
+          <w:i/>
+          <w:iCs/>
+          <w:sz w:val="28"/>
+          <w:szCs w:val="28"/>
+        </w:rPr>
+        <w:t>user ID, name, email, contact number, gender, and age</w:t>
+      </w:r>
+      <w:r>
+        <w:rPr>
+          <w:sz w:val="28"/>
+          <w:szCs w:val="28"/>
+        </w:rPr>
+        <w:t>. A user can attempt quizzes, provide feedback, and receive recommendations.</w:t>
       </w:r>
     </w:p>
     <w:p>
       <w:pPr>
         <w:numPr>
           <w:ilvl w:val="0"/>
-          <w:numId w:val="4"/>
+          <w:numId w:val="3"/>
         </w:numPr>
         <w:rPr>
           <w:sz w:val="28"/>
@@ -1231,15 +1433,93 @@
           <w:sz w:val="28"/>
           <w:szCs w:val="28"/>
         </w:rPr>
-        <w:lastRenderedPageBreak/>
-        <w:t>The Quiz Module collects details about the user’s health, lifestyle, and preferences through a simple set of questions.</w:t>
+        <w:t xml:space="preserve">Feedback: Linked with the user, it contains attributes like </w:t>
+      </w:r>
+      <w:r>
+        <w:rPr>
+          <w:i/>
+          <w:iCs/>
+          <w:sz w:val="28"/>
+          <w:szCs w:val="28"/>
+        </w:rPr>
+        <w:t>feedback number, rating, and submitted time</w:t>
+      </w:r>
+      <w:r>
+        <w:rPr>
+          <w:sz w:val="28"/>
+          <w:szCs w:val="28"/>
+        </w:rPr>
+        <w:t xml:space="preserve">. This helps us </w:t>
+      </w:r>
+      <w:proofErr w:type="spellStart"/>
+      <w:r>
+        <w:rPr>
+          <w:sz w:val="28"/>
+          <w:szCs w:val="28"/>
+        </w:rPr>
+        <w:t>analyze</w:t>
+      </w:r>
+      <w:proofErr w:type="spellEnd"/>
+      <w:r>
+        <w:rPr>
+          <w:sz w:val="28"/>
+          <w:szCs w:val="28"/>
+        </w:rPr>
+        <w:t xml:space="preserve"> user satisfaction.</w:t>
+      </w:r>
+    </w:p>
+    <w:p>
+      <w:pPr>
+        <w:rPr>
+          <w:sz w:val="28"/>
+          <w:szCs w:val="28"/>
+        </w:rPr>
+      </w:pPr>
+      <w:r>
+        <w:rPr>
+          <w:b/>
+          <w:bCs/>
+          <w:sz w:val="28"/>
+          <w:szCs w:val="28"/>
+        </w:rPr>
+        <w:t xml:space="preserve">Prashant </w:t>
+      </w:r>
+      <w:r>
+        <w:rPr>
+          <w:sz w:val="28"/>
+          <w:szCs w:val="28"/>
+        </w:rPr>
+        <w:t xml:space="preserve">- </w:t>
+      </w:r>
+      <w:r>
+        <w:rPr>
+          <w:sz w:val="28"/>
+          <w:szCs w:val="28"/>
+        </w:rPr>
+        <w:t xml:space="preserve">Quiz: Each quiz has an </w:t>
+      </w:r>
+      <w:r>
+        <w:rPr>
+          <w:i/>
+          <w:iCs/>
+          <w:sz w:val="28"/>
+          <w:szCs w:val="28"/>
+        </w:rPr>
+        <w:t>ID, title, description, and created date</w:t>
+      </w:r>
+      <w:r>
+        <w:rPr>
+          <w:sz w:val="28"/>
+          <w:szCs w:val="28"/>
+        </w:rPr>
+        <w:t>. A user attempts quizzes, and each quiz contains multiple questions.</w:t>
       </w:r>
     </w:p>
     <w:p>
       <w:pPr>
         <w:numPr>
           <w:ilvl w:val="0"/>
-          <w:numId w:val="4"/>
+          <w:numId w:val="3"/>
         </w:numPr>
         <w:rPr>
           <w:sz w:val="28"/>
@@ -1251,12 +1531,234 @@
           <w:sz w:val="28"/>
           <w:szCs w:val="28"/>
         </w:rPr>
-        <w:t>These responses go to the Backend, which processes the inputs and applies AI or predefined logic.</w:t>
-      </w:r>
-    </w:p>
-    <w:p>
-      <w:pPr>
-        <w:ind w:left="360"/>
+        <w:t xml:space="preserve">Questions and Answers: Questions have attributes like </w:t>
+      </w:r>
+      <w:r>
+        <w:rPr>
+          <w:i/>
+          <w:iCs/>
+          <w:sz w:val="28"/>
+          <w:szCs w:val="28"/>
+        </w:rPr>
+        <w:t>question ID and type</w:t>
+      </w:r>
+      <w:r>
+        <w:rPr>
+          <w:sz w:val="28"/>
+          <w:szCs w:val="28"/>
+        </w:rPr>
+        <w:t xml:space="preserve">. Users submit answers with </w:t>
+      </w:r>
+      <w:r>
+        <w:rPr>
+          <w:i/>
+          <w:iCs/>
+          <w:sz w:val="28"/>
+          <w:szCs w:val="28"/>
+        </w:rPr>
+        <w:t>answer ID and score</w:t>
+      </w:r>
+      <w:r>
+        <w:rPr>
+          <w:sz w:val="28"/>
+          <w:szCs w:val="28"/>
+        </w:rPr>
+        <w:t>. These answers are the basis for generating recommendations.</w:t>
+      </w:r>
+    </w:p>
+    <w:p>
+      <w:pPr>
+        <w:numPr>
+          <w:ilvl w:val="0"/>
+          <w:numId w:val="3"/>
+        </w:numPr>
+        <w:rPr>
+          <w:sz w:val="28"/>
+          <w:szCs w:val="28"/>
+        </w:rPr>
+      </w:pPr>
+      <w:r>
+        <w:rPr>
+          <w:sz w:val="28"/>
+          <w:szCs w:val="28"/>
+        </w:rPr>
+        <w:lastRenderedPageBreak/>
+        <w:t>Recommendation: Based on answers, the system provides personalized recommendations.</w:t>
+      </w:r>
+    </w:p>
+    <w:p>
+      <w:pPr>
+        <w:numPr>
+          <w:ilvl w:val="0"/>
+          <w:numId w:val="3"/>
+        </w:numPr>
+        <w:rPr>
+          <w:sz w:val="28"/>
+          <w:szCs w:val="28"/>
+        </w:rPr>
+      </w:pPr>
+      <w:r>
+        <w:rPr>
+          <w:sz w:val="28"/>
+          <w:szCs w:val="28"/>
+        </w:rPr>
+        <w:t xml:space="preserve">Yoga </w:t>
+      </w:r>
+      <w:proofErr w:type="spellStart"/>
+      <w:r>
+        <w:rPr>
+          <w:sz w:val="28"/>
+          <w:szCs w:val="28"/>
+        </w:rPr>
+        <w:t>Aasanas</w:t>
+      </w:r>
+      <w:proofErr w:type="spellEnd"/>
+      <w:r>
+        <w:rPr>
+          <w:sz w:val="28"/>
+          <w:szCs w:val="28"/>
+        </w:rPr>
+        <w:t xml:space="preserve"> and Remedies:</w:t>
+      </w:r>
+    </w:p>
+    <w:p>
+      <w:pPr>
+        <w:numPr>
+          <w:ilvl w:val="1"/>
+          <w:numId w:val="3"/>
+        </w:numPr>
+        <w:rPr>
+          <w:sz w:val="28"/>
+          <w:szCs w:val="28"/>
+        </w:rPr>
+      </w:pPr>
+      <w:r>
+        <w:rPr>
+          <w:sz w:val="28"/>
+          <w:szCs w:val="28"/>
+        </w:rPr>
+        <w:t xml:space="preserve">Yoga </w:t>
+      </w:r>
+      <w:proofErr w:type="spellStart"/>
+      <w:r>
+        <w:rPr>
+          <w:sz w:val="28"/>
+          <w:szCs w:val="28"/>
+        </w:rPr>
+        <w:t>Aasanas</w:t>
+      </w:r>
+      <w:proofErr w:type="spellEnd"/>
+      <w:r>
+        <w:rPr>
+          <w:sz w:val="28"/>
+          <w:szCs w:val="28"/>
+        </w:rPr>
+        <w:t xml:space="preserve"> include </w:t>
+      </w:r>
+      <w:r>
+        <w:rPr>
+          <w:i/>
+          <w:iCs/>
+          <w:sz w:val="28"/>
+          <w:szCs w:val="28"/>
+        </w:rPr>
+        <w:t>asana number, name, and description</w:t>
+      </w:r>
+      <w:r>
+        <w:rPr>
+          <w:sz w:val="28"/>
+          <w:szCs w:val="28"/>
+        </w:rPr>
+        <w:t>.</w:t>
+      </w:r>
+    </w:p>
+    <w:p>
+      <w:pPr>
+        <w:numPr>
+          <w:ilvl w:val="1"/>
+          <w:numId w:val="3"/>
+        </w:numPr>
+        <w:rPr>
+          <w:sz w:val="28"/>
+          <w:szCs w:val="28"/>
+        </w:rPr>
+      </w:pPr>
+      <w:r>
+        <w:rPr>
+          <w:sz w:val="28"/>
+          <w:szCs w:val="28"/>
+        </w:rPr>
+        <w:t xml:space="preserve">Remedies include </w:t>
+      </w:r>
+      <w:r>
+        <w:rPr>
+          <w:i/>
+          <w:iCs/>
+          <w:sz w:val="28"/>
+          <w:szCs w:val="28"/>
+        </w:rPr>
+        <w:t>remedy number, description, and dosage</w:t>
+      </w:r>
+      <w:r>
+        <w:rPr>
+          <w:sz w:val="28"/>
+          <w:szCs w:val="28"/>
+        </w:rPr>
+        <w:t>.</w:t>
+      </w:r>
+    </w:p>
+    <w:p>
+      <w:pPr>
+        <w:numPr>
+          <w:ilvl w:val="1"/>
+          <w:numId w:val="3"/>
+        </w:numPr>
+        <w:rPr>
+          <w:sz w:val="28"/>
+          <w:szCs w:val="28"/>
+        </w:rPr>
+      </w:pPr>
+      <w:r>
+        <w:rPr>
+          <w:sz w:val="28"/>
+          <w:szCs w:val="28"/>
+        </w:rPr>
+        <w:t>Both are linked to recommendations, giving users customized solutions.</w:t>
+      </w:r>
+    </w:p>
+    <w:p>
+      <w:pPr>
+        <w:rPr>
+          <w:sz w:val="28"/>
+          <w:szCs w:val="28"/>
+        </w:rPr>
+      </w:pPr>
+      <w:r>
+        <w:rPr>
+          <w:b/>
+          <w:bCs/>
+          <w:sz w:val="28"/>
+          <w:szCs w:val="28"/>
+        </w:rPr>
+        <w:t>Manya-</w:t>
+      </w:r>
+      <w:r>
+        <w:rPr>
+          <w:sz w:val="28"/>
+          <w:szCs w:val="28"/>
+        </w:rPr>
+        <w:t xml:space="preserve"> </w:t>
+      </w:r>
+      <w:r>
+        <w:rPr>
+          <w:sz w:val="28"/>
+          <w:szCs w:val="28"/>
+        </w:rPr>
+        <w:t>This ER diagram clearly shows how different entities in our system are related. It provides a blueprint for designing and implementing the database efficiently.</w:t>
+      </w:r>
+    </w:p>
+    <w:p>
+      <w:pPr>
         <w:rPr>
           <w:sz w:val="28"/>
           <w:szCs w:val="28"/>
@@ -1276,28 +1778,18 @@
           <w:sz w:val="28"/>
           <w:szCs w:val="28"/>
         </w:rPr>
-        <w:t xml:space="preserve"> 4. Then comes the Recommendation Engine, which </w:t>
-      </w:r>
-      <w:proofErr w:type="spellStart"/>
-      <w:r>
-        <w:rPr>
-          <w:sz w:val="28"/>
-          <w:szCs w:val="28"/>
-        </w:rPr>
-        <w:t>analyzes</w:t>
-      </w:r>
-      <w:proofErr w:type="spellEnd"/>
-      <w:r>
-        <w:rPr>
-          <w:sz w:val="28"/>
-          <w:szCs w:val="28"/>
-        </w:rPr>
-        <w:t xml:space="preserve"> the data and provides personalized Ayurvedic remedies, yoga asanas, and diet tips.</w:t>
-      </w:r>
-    </w:p>
-    <w:p>
-      <w:pPr>
-        <w:pStyle w:val="ListParagraph"/>
+        <w:t xml:space="preserve"> </w:t>
+      </w:r>
+      <w:r>
+        <w:rPr>
+          <w:sz w:val="28"/>
+          <w:szCs w:val="28"/>
+        </w:rPr>
+        <w:t>This is the Class Diagram of our system. It defines the main classes, their attributes, and how they interact with each other.</w:t>
+      </w:r>
+    </w:p>
+    <w:p>
+      <w:pPr>
         <w:numPr>
           <w:ilvl w:val="0"/>
           <w:numId w:val="5"/>
@@ -1312,7 +1804,23 @@
           <w:sz w:val="28"/>
           <w:szCs w:val="28"/>
         </w:rPr>
-        <w:t>The results are shown on the Output/Dashboard, where users can easily view and follow the recommendations.</w:t>
+        <w:t>User Class</w:t>
+      </w:r>
+    </w:p>
+    <w:p>
+      <w:pPr>
+        <w:ind w:left="1440"/>
+        <w:rPr>
+          <w:sz w:val="28"/>
+          <w:szCs w:val="28"/>
+        </w:rPr>
+      </w:pPr>
+      <w:r>
+        <w:rPr>
+          <w:sz w:val="28"/>
+          <w:szCs w:val="28"/>
+        </w:rPr>
+        <w:t>Represents the users who interact with the system by attempting quizzes and receiving recommendations.</w:t>
       </w:r>
     </w:p>
     <w:p>
@@ -1331,12 +1839,68 @@
           <w:sz w:val="28"/>
           <w:szCs w:val="28"/>
         </w:rPr>
-        <w:t>Finally, there is a Feedback Module, where users can submit their opinions or experiences. This helps us refine the system and improve future recommendations.</w:t>
-      </w:r>
-    </w:p>
-    <w:p>
-      <w:pPr>
-        <w:ind w:left="360"/>
+        <w:t>Quiz Class</w:t>
+      </w:r>
+    </w:p>
+    <w:p>
+      <w:pPr>
+        <w:numPr>
+          <w:ilvl w:val="1"/>
+          <w:numId w:val="5"/>
+        </w:numPr>
+        <w:rPr>
+          <w:sz w:val="28"/>
+          <w:szCs w:val="28"/>
+        </w:rPr>
+      </w:pPr>
+      <w:r>
+        <w:rPr>
+          <w:sz w:val="28"/>
+          <w:szCs w:val="28"/>
+        </w:rPr>
+        <w:t>Users attempt quizzes, and their responses are processed by the recommendation engine.</w:t>
+      </w:r>
+    </w:p>
+    <w:p>
+      <w:pPr>
+        <w:numPr>
+          <w:ilvl w:val="0"/>
+          <w:numId w:val="5"/>
+        </w:numPr>
+        <w:rPr>
+          <w:sz w:val="28"/>
+          <w:szCs w:val="28"/>
+        </w:rPr>
+      </w:pPr>
+      <w:r>
+        <w:rPr>
+          <w:sz w:val="28"/>
+          <w:szCs w:val="28"/>
+        </w:rPr>
+        <w:t>Recommendation Engine Class</w:t>
+      </w:r>
+    </w:p>
+    <w:p>
+      <w:pPr>
+        <w:numPr>
+          <w:ilvl w:val="1"/>
+          <w:numId w:val="5"/>
+        </w:numPr>
+        <w:rPr>
+          <w:sz w:val="28"/>
+          <w:szCs w:val="28"/>
+        </w:rPr>
+      </w:pPr>
+      <w:r>
+        <w:rPr>
+          <w:sz w:val="28"/>
+          <w:szCs w:val="28"/>
+        </w:rPr>
+        <w:t>Based on quiz results and user inputs, it generates personalized recommendations.</w:t>
+      </w:r>
+    </w:p>
+    <w:p>
+      <w:pPr>
         <w:rPr>
           <w:sz w:val="28"/>
           <w:szCs w:val="28"/>
@@ -1356,72 +1920,421 @@
           <w:sz w:val="28"/>
           <w:szCs w:val="28"/>
         </w:rPr>
-        <w:t xml:space="preserve"> As part of our project, we </w:t>
-      </w:r>
-      <w:r>
-        <w:rPr>
-          <w:sz w:val="28"/>
-          <w:szCs w:val="28"/>
-        </w:rPr>
-        <w:t>will</w:t>
-      </w:r>
-      <w:r>
-        <w:rPr>
-          <w:sz w:val="28"/>
-          <w:szCs w:val="28"/>
-        </w:rPr>
-        <w:t xml:space="preserve"> also mak</w:t>
-      </w:r>
-      <w:r>
-        <w:rPr>
-          <w:sz w:val="28"/>
-          <w:szCs w:val="28"/>
-        </w:rPr>
-        <w:t>e</w:t>
-      </w:r>
-      <w:r>
-        <w:rPr>
-          <w:sz w:val="28"/>
-          <w:szCs w:val="28"/>
-        </w:rPr>
-        <w:t xml:space="preserve"> efforts towards publication.</w:t>
-      </w:r>
-    </w:p>
-    <w:p>
-      <w:pPr>
-        <w:ind w:left="360"/>
-        <w:rPr>
-          <w:sz w:val="28"/>
-          <w:szCs w:val="28"/>
-        </w:rPr>
-      </w:pPr>
-      <w:r>
-        <w:rPr>
-          <w:sz w:val="28"/>
-          <w:szCs w:val="28"/>
-        </w:rPr>
-        <w:t xml:space="preserve">First, we </w:t>
-      </w:r>
-      <w:r>
-        <w:rPr>
-          <w:sz w:val="28"/>
-          <w:szCs w:val="28"/>
-        </w:rPr>
-        <w:t>will be</w:t>
-      </w:r>
-      <w:r>
-        <w:rPr>
-          <w:sz w:val="28"/>
-          <w:szCs w:val="28"/>
-        </w:rPr>
-        <w:t xml:space="preserve"> working on drafting a research paper that highlights the methodology, results, and overall impact of </w:t>
-      </w:r>
+        <w:t xml:space="preserve"> 4. </w:t>
+      </w:r>
+      <w:r>
+        <w:rPr>
+          <w:sz w:val="28"/>
+          <w:szCs w:val="28"/>
+        </w:rPr>
+        <w:t>Remedy Class</w:t>
+      </w:r>
+    </w:p>
+    <w:p>
+      <w:pPr>
+        <w:numPr>
+          <w:ilvl w:val="1"/>
+          <w:numId w:val="5"/>
+        </w:numPr>
+        <w:rPr>
+          <w:sz w:val="28"/>
+          <w:szCs w:val="28"/>
+        </w:rPr>
+      </w:pPr>
+      <w:r>
+        <w:rPr>
+          <w:sz w:val="28"/>
+          <w:szCs w:val="28"/>
+        </w:rPr>
+        <w:t>Suggests natural remedies according to the user’s condition.</w:t>
+      </w:r>
+    </w:p>
+    <w:p>
+      <w:pPr>
+        <w:pStyle w:val="ListParagraph"/>
+        <w:rPr>
+          <w:sz w:val="28"/>
+          <w:szCs w:val="28"/>
+        </w:rPr>
+      </w:pPr>
+      <w:r>
+        <w:rPr>
+          <w:sz w:val="28"/>
+          <w:szCs w:val="28"/>
+        </w:rPr>
+        <w:t>5.</w:t>
+      </w:r>
+      <w:r>
+        <w:rPr>
+          <w:sz w:val="28"/>
+          <w:szCs w:val="28"/>
+        </w:rPr>
+        <w:t>YogaAsana Class</w:t>
+      </w:r>
+    </w:p>
+    <w:p>
+      <w:pPr>
+        <w:numPr>
+          <w:ilvl w:val="1"/>
+          <w:numId w:val="5"/>
+        </w:numPr>
+        <w:rPr>
+          <w:sz w:val="28"/>
+          <w:szCs w:val="28"/>
+        </w:rPr>
+      </w:pPr>
+      <w:r>
+        <w:rPr>
+          <w:sz w:val="28"/>
+          <w:szCs w:val="28"/>
+        </w:rPr>
+        <w:t>Provides suitable yoga poses with step-by-step guidance.</w:t>
+      </w:r>
+    </w:p>
+    <w:p>
+      <w:pPr>
+        <w:pStyle w:val="ListParagraph"/>
+        <w:numPr>
+          <w:ilvl w:val="2"/>
+          <w:numId w:val="3"/>
+        </w:numPr>
+        <w:rPr>
+          <w:sz w:val="28"/>
+          <w:szCs w:val="28"/>
+        </w:rPr>
+      </w:pPr>
       <w:proofErr w:type="spellStart"/>
       <w:r>
         <w:rPr>
           <w:sz w:val="28"/>
           <w:szCs w:val="28"/>
         </w:rPr>
+        <w:t>DietChart</w:t>
+      </w:r>
+      <w:proofErr w:type="spellEnd"/>
+      <w:r>
+        <w:rPr>
+          <w:sz w:val="28"/>
+          <w:szCs w:val="28"/>
+        </w:rPr>
+        <w:t xml:space="preserve"> Class</w:t>
+      </w:r>
+    </w:p>
+    <w:p>
+      <w:pPr>
+        <w:numPr>
+          <w:ilvl w:val="1"/>
+          <w:numId w:val="5"/>
+        </w:numPr>
+        <w:tabs>
+          <w:tab w:val="clear" w:pos="1440"/>
+        </w:tabs>
+        <w:ind w:left="1418"/>
+        <w:rPr>
+          <w:sz w:val="28"/>
+          <w:szCs w:val="28"/>
+        </w:rPr>
+      </w:pPr>
+      <w:r>
+        <w:rPr>
+          <w:sz w:val="28"/>
+          <w:szCs w:val="28"/>
+        </w:rPr>
+        <w:t>Suggests a proper diet plan along with health benefits.</w:t>
+      </w:r>
+    </w:p>
+    <w:p>
+      <w:pPr>
+        <w:rPr>
+          <w:sz w:val="28"/>
+          <w:szCs w:val="28"/>
+        </w:rPr>
+      </w:pPr>
+      <w:r>
+        <w:rPr>
+          <w:b/>
+          <w:bCs/>
+          <w:sz w:val="28"/>
+          <w:szCs w:val="28"/>
+        </w:rPr>
+        <w:lastRenderedPageBreak/>
+        <w:t>Prashant-</w:t>
+      </w:r>
+      <w:r>
+        <w:rPr>
+          <w:sz w:val="28"/>
+          <w:szCs w:val="28"/>
+        </w:rPr>
+        <w:t xml:space="preserve"> </w:t>
+      </w:r>
+      <w:r>
+        <w:rPr>
+          <w:sz w:val="28"/>
+          <w:szCs w:val="28"/>
+        </w:rPr>
+        <w:t>This class diagram shows the structural design of our system. It highlights how different classes work together to provide personalized health recommendations.</w:t>
+      </w:r>
+    </w:p>
+    <w:p>
+      <w:pPr>
+        <w:rPr>
+          <w:sz w:val="28"/>
+          <w:szCs w:val="28"/>
+        </w:rPr>
+      </w:pPr>
+      <w:r>
+        <w:rPr>
+          <w:b/>
+          <w:bCs/>
+          <w:sz w:val="28"/>
+          <w:szCs w:val="28"/>
+        </w:rPr>
+        <w:t>Manya-</w:t>
+      </w:r>
+      <w:r>
+        <w:rPr>
+          <w:sz w:val="28"/>
+          <w:szCs w:val="28"/>
+        </w:rPr>
+        <w:t xml:space="preserve"> </w:t>
+      </w:r>
+      <w:r>
+        <w:rPr>
+          <w:sz w:val="28"/>
+          <w:szCs w:val="28"/>
+        </w:rPr>
+        <w:t>This is the Context Level Data Flow Diagram of our system. This Level 0 DFD gives a simple overview of how data flows in and out of the system. It clearly shows that the user provides input in the form of symptoms, and the system responds with personalized remedies and yoga recommendations.</w:t>
+      </w:r>
+    </w:p>
+    <w:p>
+      <w:pPr>
+        <w:rPr>
+          <w:sz w:val="28"/>
+          <w:szCs w:val="28"/>
+        </w:rPr>
+      </w:pPr>
+      <w:r>
+        <w:rPr>
+          <w:b/>
+          <w:bCs/>
+          <w:sz w:val="28"/>
+          <w:szCs w:val="28"/>
+        </w:rPr>
+        <w:t>Prashant</w:t>
+      </w:r>
+      <w:r>
+        <w:rPr>
+          <w:sz w:val="28"/>
+          <w:szCs w:val="28"/>
+        </w:rPr>
+        <w:t xml:space="preserve">- </w:t>
+      </w:r>
+      <w:r>
+        <w:rPr>
+          <w:sz w:val="28"/>
+          <w:szCs w:val="28"/>
+        </w:rPr>
+        <w:t>This is the Level 1 Data Flow Diagram of our system.</w:t>
+      </w:r>
+      <w:r>
+        <w:rPr>
+          <w:sz w:val="28"/>
+          <w:szCs w:val="28"/>
+        </w:rPr>
+        <w:br/>
+        <w:t xml:space="preserve">The process starts with </w:t>
+      </w:r>
+      <w:r>
+        <w:rPr>
+          <w:b/>
+          <w:bCs/>
+          <w:sz w:val="28"/>
+          <w:szCs w:val="28"/>
+        </w:rPr>
+        <w:t>User Management</w:t>
+      </w:r>
+      <w:r>
+        <w:rPr>
+          <w:sz w:val="28"/>
+          <w:szCs w:val="28"/>
+        </w:rPr>
+        <w:t>, where the user can log in or register.</w:t>
+      </w:r>
+      <w:r>
+        <w:rPr>
+          <w:sz w:val="28"/>
+          <w:szCs w:val="28"/>
+        </w:rPr>
+        <w:t xml:space="preserve"> </w:t>
+      </w:r>
+      <w:r>
+        <w:rPr>
+          <w:sz w:val="28"/>
+          <w:szCs w:val="28"/>
+        </w:rPr>
+        <w:t xml:space="preserve">After that, the user takes a </w:t>
+      </w:r>
+      <w:r>
+        <w:rPr>
+          <w:b/>
+          <w:bCs/>
+          <w:sz w:val="28"/>
+          <w:szCs w:val="28"/>
+        </w:rPr>
+        <w:t>Health Quiz</w:t>
+      </w:r>
+      <w:r>
+        <w:rPr>
+          <w:sz w:val="28"/>
+          <w:szCs w:val="28"/>
+        </w:rPr>
+        <w:t>, which collects responses about their health.</w:t>
+      </w:r>
+      <w:r>
+        <w:rPr>
+          <w:sz w:val="28"/>
+          <w:szCs w:val="28"/>
+        </w:rPr>
+        <w:t xml:space="preserve"> </w:t>
+      </w:r>
+      <w:r>
+        <w:rPr>
+          <w:sz w:val="28"/>
+          <w:szCs w:val="28"/>
+        </w:rPr>
+        <w:t xml:space="preserve">These responses go to the </w:t>
+      </w:r>
+      <w:r>
+        <w:rPr>
+          <w:b/>
+          <w:bCs/>
+          <w:sz w:val="28"/>
+          <w:szCs w:val="28"/>
+        </w:rPr>
+        <w:t>Recommendation Engine</w:t>
+      </w:r>
+      <w:r>
+        <w:rPr>
+          <w:sz w:val="28"/>
+          <w:szCs w:val="28"/>
+        </w:rPr>
+        <w:t>, where symptoms are matched with a remedies and yoga database to generate personalized suggestions.</w:t>
+      </w:r>
+      <w:r>
+        <w:rPr>
+          <w:sz w:val="28"/>
+          <w:szCs w:val="28"/>
+        </w:rPr>
+        <w:t xml:space="preserve"> </w:t>
+      </w:r>
+      <w:r>
+        <w:rPr>
+          <w:sz w:val="28"/>
+          <w:szCs w:val="28"/>
+        </w:rPr>
+        <w:t xml:space="preserve">The results are then shown to the user in the </w:t>
+      </w:r>
+      <w:r>
+        <w:rPr>
+          <w:b/>
+          <w:bCs/>
+          <w:sz w:val="28"/>
+          <w:szCs w:val="28"/>
+        </w:rPr>
+        <w:t>Result Display</w:t>
+      </w:r>
+      <w:r>
+        <w:rPr>
+          <w:sz w:val="28"/>
+          <w:szCs w:val="28"/>
+        </w:rPr>
+        <w:t xml:space="preserve"> module.</w:t>
+      </w:r>
+      <w:r>
+        <w:rPr>
+          <w:sz w:val="28"/>
+          <w:szCs w:val="28"/>
+        </w:rPr>
+        <w:t xml:space="preserve"> </w:t>
+      </w:r>
+      <w:r>
+        <w:rPr>
+          <w:sz w:val="28"/>
+          <w:szCs w:val="28"/>
+        </w:rPr>
+        <w:t xml:space="preserve">Finally, through the </w:t>
+      </w:r>
+      <w:r>
+        <w:rPr>
+          <w:b/>
+          <w:bCs/>
+          <w:sz w:val="28"/>
+          <w:szCs w:val="28"/>
+        </w:rPr>
+        <w:t>Feedback Module</w:t>
+      </w:r>
+      <w:r>
+        <w:rPr>
+          <w:sz w:val="28"/>
+          <w:szCs w:val="28"/>
+        </w:rPr>
+        <w:t>, the user can give ratings and comments, which helps us improve the system further.</w:t>
+      </w:r>
+    </w:p>
+    <w:p>
+      <w:pPr>
+        <w:rPr>
+          <w:sz w:val="28"/>
+          <w:szCs w:val="28"/>
+        </w:rPr>
+      </w:pPr>
+      <w:r>
+        <w:rPr>
+          <w:b/>
+          <w:bCs/>
+          <w:sz w:val="28"/>
+          <w:szCs w:val="28"/>
+        </w:rPr>
+        <w:t>Manya</w:t>
+      </w:r>
+      <w:r>
+        <w:rPr>
+          <w:b/>
+          <w:bCs/>
+          <w:sz w:val="28"/>
+          <w:szCs w:val="28"/>
+        </w:rPr>
+        <w:t>-</w:t>
+      </w:r>
+      <w:r>
+        <w:rPr>
+          <w:b/>
+          <w:bCs/>
+          <w:sz w:val="28"/>
+          <w:szCs w:val="28"/>
+        </w:rPr>
+        <w:t xml:space="preserve"> </w:t>
+      </w:r>
+      <w:r>
+        <w:rPr>
+          <w:sz w:val="28"/>
+          <w:szCs w:val="28"/>
+        </w:rPr>
+        <w:t>These are</w:t>
+      </w:r>
+      <w:r>
+        <w:rPr>
+          <w:sz w:val="28"/>
+          <w:szCs w:val="28"/>
+        </w:rPr>
+        <w:t xml:space="preserve"> some screenshots of our website ‘</w:t>
+      </w:r>
+      <w:proofErr w:type="spellStart"/>
+      <w:r>
+        <w:rPr>
+          <w:sz w:val="28"/>
+          <w:szCs w:val="28"/>
+        </w:rPr>
         <w:t>AyurSense</w:t>
       </w:r>
       <w:proofErr w:type="spellEnd"/>
@@ -1430,55 +2343,79 @@
           <w:sz w:val="28"/>
           <w:szCs w:val="28"/>
         </w:rPr>
+        <w:t>’</w:t>
+      </w:r>
+      <w:r>
+        <w:rPr>
+          <w:sz w:val="28"/>
+          <w:szCs w:val="28"/>
+        </w:rPr>
         <w:t>.</w:t>
       </w:r>
-    </w:p>
-    <w:p>
-      <w:pPr>
-        <w:ind w:left="360"/>
-        <w:rPr>
-          <w:sz w:val="28"/>
-          <w:szCs w:val="28"/>
-        </w:rPr>
-      </w:pPr>
-      <w:r>
-        <w:rPr>
-          <w:sz w:val="28"/>
-          <w:szCs w:val="28"/>
-        </w:rPr>
-        <w:t>Next, our target is to submit this work to reputed conferences and journals that focus on healthcare, AI, and Ayurveda.</w:t>
-      </w:r>
-    </w:p>
-    <w:p>
-      <w:pPr>
-        <w:ind w:left="360"/>
-        <w:rPr>
-          <w:sz w:val="28"/>
-          <w:szCs w:val="28"/>
-        </w:rPr>
-      </w:pPr>
-      <w:r>
-        <w:rPr>
-          <w:b/>
-          <w:bCs/>
-          <w:sz w:val="28"/>
-          <w:szCs w:val="28"/>
-        </w:rPr>
-        <w:t>Prashant-</w:t>
-      </w:r>
-      <w:r>
-        <w:rPr>
-          <w:sz w:val="28"/>
-          <w:szCs w:val="28"/>
-        </w:rPr>
-        <w:t xml:space="preserve"> We are also taking guidance from our faculty mentors, and </w:t>
-      </w:r>
-      <w:r>
-        <w:rPr>
-          <w:sz w:val="28"/>
-          <w:szCs w:val="28"/>
-        </w:rPr>
-        <w:t>thinking</w:t>
+      <w:r>
+        <w:rPr>
+          <w:sz w:val="28"/>
+          <w:szCs w:val="28"/>
+        </w:rPr>
+        <w:br/>
+        <w:t>The homepage highlights different aspects of wellness such as Ayurvedic tips, yoga practices, healthy diet, and natural remedies.</w:t>
+      </w:r>
+      <w:r>
+        <w:rPr>
+          <w:sz w:val="28"/>
+          <w:szCs w:val="28"/>
+        </w:rPr>
+        <w:br/>
+        <w:t>We designed it with a clean and user-friendly interface where users can easily navigate through sections like Home, About, Quiz, Blog, Login, Register, and Contact.</w:t>
+      </w:r>
+      <w:r>
+        <w:rPr>
+          <w:sz w:val="28"/>
+          <w:szCs w:val="28"/>
+        </w:rPr>
+        <w:br/>
+        <w:t>Each banner showcases a unique dimension of Ayurveda and holistic living, helping users to discover their personalized wellness journey.</w:t>
+      </w:r>
+    </w:p>
+    <w:p>
+      <w:pPr>
+        <w:rPr>
+          <w:sz w:val="28"/>
+          <w:szCs w:val="28"/>
+        </w:rPr>
+      </w:pPr>
+      <w:r>
+        <w:rPr>
+          <w:b/>
+          <w:bCs/>
+          <w:sz w:val="28"/>
+          <w:szCs w:val="28"/>
+        </w:rPr>
+        <w:t>Prashant</w:t>
+      </w:r>
+      <w:r>
+        <w:rPr>
+          <w:b/>
+          <w:bCs/>
+          <w:sz w:val="28"/>
+          <w:szCs w:val="28"/>
+        </w:rPr>
+        <w:t xml:space="preserve">- </w:t>
+      </w:r>
+      <w:r>
+        <w:rPr>
+          <w:sz w:val="28"/>
+          <w:szCs w:val="28"/>
+        </w:rPr>
+        <w:t>This section of our website is called ‘Your Wellness Journey’.</w:t>
+      </w:r>
+      <w:r>
+        <w:rPr>
+          <w:sz w:val="28"/>
+          <w:szCs w:val="28"/>
+        </w:rPr>
+        <w:br/>
+        <w:t>It guides users step by step – starting with Self Discovery of their body type and lifestyle, moving towards Natural Remedies, followed by Yoga &amp; Wellness practices, and finally ensuring Healthy Living with a balanced routine.</w:t>
       </w:r>
       <w:r>
         <w:rPr>
@@ -1487,70 +2424,166 @@
         </w:rPr>
         <w:t xml:space="preserve"> </w:t>
       </w:r>
-      <w:r>
-        <w:rPr>
-          <w:sz w:val="28"/>
-          <w:szCs w:val="28"/>
-        </w:rPr>
-        <w:t xml:space="preserve">to </w:t>
-      </w:r>
-      <w:r>
-        <w:rPr>
-          <w:sz w:val="28"/>
-          <w:szCs w:val="28"/>
-        </w:rPr>
-        <w:t>explor</w:t>
-      </w:r>
-      <w:r>
-        <w:rPr>
-          <w:sz w:val="28"/>
-          <w:szCs w:val="28"/>
-        </w:rPr>
-        <w:t>e</w:t>
-      </w:r>
-      <w:r>
-        <w:rPr>
-          <w:sz w:val="28"/>
-          <w:szCs w:val="28"/>
-        </w:rPr>
-        <w:t xml:space="preserve"> collaborations with Ayurveda practitioners to validate the recommendations.</w:t>
-      </w:r>
-    </w:p>
-    <w:p>
-      <w:pPr>
-        <w:ind w:left="360"/>
-        <w:rPr>
-          <w:sz w:val="28"/>
-          <w:szCs w:val="28"/>
-        </w:rPr>
-      </w:pPr>
-      <w:r>
-        <w:rPr>
-          <w:sz w:val="28"/>
-          <w:szCs w:val="28"/>
-        </w:rPr>
-        <w:t>In the future scope, we see opportunities for publishing case studies based on real user feedback, and even expanding into international digital health research platforms.</w:t>
-      </w:r>
-    </w:p>
-    <w:p>
-      <w:pPr>
-        <w:ind w:left="360"/>
-        <w:rPr>
-          <w:sz w:val="28"/>
-          <w:szCs w:val="28"/>
-        </w:rPr>
-      </w:pPr>
-      <w:r>
-        <w:rPr>
-          <w:b/>
-          <w:bCs/>
-          <w:sz w:val="28"/>
-          <w:szCs w:val="28"/>
-        </w:rPr>
-        <w:t>Manya-</w:t>
-      </w:r>
-      <w:r>
-        <w:rPr>
+    </w:p>
+    <w:p>
+      <w:pPr>
+        <w:rPr>
+          <w:sz w:val="28"/>
+          <w:szCs w:val="28"/>
+        </w:rPr>
+      </w:pPr>
+      <w:r>
+        <w:rPr>
+          <w:sz w:val="28"/>
+          <w:szCs w:val="28"/>
+        </w:rPr>
+        <w:t>We also provide a Personalized Quiz to assess health, and based on the results, users can explore Ayurvedic Remedies, Yoga &amp; Exercises, and tailored Diet Suggestions.</w:t>
+      </w:r>
+    </w:p>
+    <w:p>
+      <w:pPr>
+        <w:rPr>
+          <w:sz w:val="28"/>
+          <w:szCs w:val="28"/>
+        </w:rPr>
+      </w:pPr>
+      <w:r>
+        <w:rPr>
+          <w:sz w:val="28"/>
+          <w:szCs w:val="28"/>
+        </w:rPr>
+        <w:t>W</w:t>
+      </w:r>
+      <w:r>
+        <w:rPr>
+          <w:sz w:val="28"/>
+          <w:szCs w:val="28"/>
+        </w:rPr>
+        <w:t>e address Common Wellness Problems like poor digestion, frequent headaches, and stress or anxiety. For each issue, the system gives simple Ayurvedic suggestions to improve daily life.</w:t>
+      </w:r>
+    </w:p>
+    <w:p>
+      <w:pPr>
+        <w:rPr>
+          <w:sz w:val="28"/>
+          <w:szCs w:val="28"/>
+        </w:rPr>
+      </w:pPr>
+      <w:r>
+        <w:rPr>
+          <w:b/>
+          <w:bCs/>
+          <w:sz w:val="28"/>
+          <w:szCs w:val="28"/>
+        </w:rPr>
+        <w:lastRenderedPageBreak/>
+        <w:t>Manya</w:t>
+      </w:r>
+      <w:r>
+        <w:rPr>
+          <w:b/>
+          <w:bCs/>
+          <w:sz w:val="28"/>
+          <w:szCs w:val="28"/>
+        </w:rPr>
+        <w:t xml:space="preserve">- </w:t>
+      </w:r>
+      <w:r>
+        <w:rPr>
+          <w:sz w:val="28"/>
+          <w:szCs w:val="28"/>
+        </w:rPr>
+        <w:t>This screenshot shows the Blog and Testimonials section of our website. The Blog section features articles on health and wellness</w:t>
+      </w:r>
+      <w:r>
+        <w:rPr>
+          <w:sz w:val="28"/>
+          <w:szCs w:val="28"/>
+        </w:rPr>
+        <w:t>.</w:t>
+      </w:r>
+      <w:r>
+        <w:rPr>
+          <w:sz w:val="28"/>
+          <w:szCs w:val="28"/>
+        </w:rPr>
+        <w:t xml:space="preserve"> The Testimonials section highlights real user experiences, which build trust and show how Ayurveda is making a positive impact in daily life.</w:t>
+      </w:r>
+    </w:p>
+    <w:p>
+      <w:pPr>
+        <w:rPr>
+          <w:sz w:val="28"/>
+          <w:szCs w:val="28"/>
+        </w:rPr>
+      </w:pPr>
+      <w:r>
+        <w:rPr>
+          <w:sz w:val="28"/>
+          <w:szCs w:val="28"/>
+        </w:rPr>
+        <w:t xml:space="preserve">This screenshot shows the Frequently Asked Questions (FAQ) section of the website. It answers common </w:t>
+      </w:r>
+      <w:proofErr w:type="gramStart"/>
+      <w:r>
+        <w:rPr>
+          <w:sz w:val="28"/>
+          <w:szCs w:val="28"/>
+        </w:rPr>
+        <w:t xml:space="preserve">queries </w:t>
+      </w:r>
+      <w:r>
+        <w:rPr>
+          <w:sz w:val="28"/>
+          <w:szCs w:val="28"/>
+        </w:rPr>
+        <w:t>.</w:t>
+      </w:r>
+      <w:r>
+        <w:rPr>
+          <w:sz w:val="28"/>
+          <w:szCs w:val="28"/>
+        </w:rPr>
+        <w:t>This</w:t>
+      </w:r>
+      <w:proofErr w:type="gramEnd"/>
+      <w:r>
+        <w:rPr>
+          <w:sz w:val="28"/>
+          <w:szCs w:val="28"/>
+        </w:rPr>
+        <w:t xml:space="preserve"> section helps users quickly find clarity and builds trust by addressing their concerns directly.</w:t>
+      </w:r>
+    </w:p>
+    <w:p>
+      <w:pPr>
+        <w:rPr>
+          <w:sz w:val="28"/>
+          <w:szCs w:val="28"/>
+        </w:rPr>
+      </w:pPr>
+      <w:r>
+        <w:rPr>
+          <w:b/>
+          <w:bCs/>
+          <w:sz w:val="28"/>
+          <w:szCs w:val="28"/>
+        </w:rPr>
+        <w:t>Prashant</w:t>
+      </w:r>
+      <w:r>
+        <w:rPr>
+          <w:b/>
+          <w:bCs/>
+          <w:sz w:val="28"/>
+          <w:szCs w:val="28"/>
+        </w:rPr>
+        <w:t>-</w:t>
+      </w:r>
+      <w:r>
+        <w:rPr>
+          <w:b/>
+          <w:bCs/>
           <w:sz w:val="28"/>
           <w:szCs w:val="28"/>
         </w:rPr>
@@ -1561,7 +2594,40 @@
           <w:sz w:val="28"/>
           <w:szCs w:val="28"/>
         </w:rPr>
-        <w:t xml:space="preserve">In conclusion, </w:t>
+        <w:t>This screenshot highlights the footer and newsletter section of the website. The ‘Stay Connected’ area allows users to subscribe for weekly wellness tips, Ayurvedic remedies, and lifestyle insights. The footer provides quick links to important pages, an About Us section describing the mission, and contact details with social media handles to stay connected.</w:t>
+      </w:r>
+    </w:p>
+    <w:p>
+      <w:pPr>
+        <w:rPr>
+          <w:sz w:val="28"/>
+          <w:szCs w:val="28"/>
+        </w:rPr>
+      </w:pPr>
+      <w:r>
+        <w:rPr>
+          <w:b/>
+          <w:bCs/>
+          <w:sz w:val="28"/>
+          <w:szCs w:val="28"/>
+        </w:rPr>
+        <w:t>Manya</w:t>
+      </w:r>
+      <w:r>
+        <w:rPr>
+          <w:b/>
+          <w:bCs/>
+          <w:sz w:val="28"/>
+          <w:szCs w:val="28"/>
+        </w:rPr>
+        <w:t xml:space="preserve">- </w:t>
+      </w:r>
+      <w:r>
+        <w:rPr>
+          <w:sz w:val="28"/>
+          <w:szCs w:val="28"/>
+        </w:rPr>
+        <w:t xml:space="preserve">This screenshot is from the ‘About Us’ section of the website. It introduces </w:t>
       </w:r>
       <w:proofErr w:type="spellStart"/>
       <w:r>
@@ -1577,64 +2643,47 @@
           <w:sz w:val="28"/>
           <w:szCs w:val="28"/>
         </w:rPr>
-        <w:t xml:space="preserve"> is a personalized Ayurvedic health guidance platform that leverages AI.</w:t>
-      </w:r>
-    </w:p>
-    <w:p>
-      <w:pPr>
-        <w:ind w:left="360"/>
-        <w:rPr>
-          <w:sz w:val="28"/>
-          <w:szCs w:val="28"/>
-        </w:rPr>
-      </w:pPr>
-      <w:r>
-        <w:rPr>
-          <w:sz w:val="28"/>
-          <w:szCs w:val="28"/>
-        </w:rPr>
-        <w:t>It successfully bridges the gap between traditional Ayurvedic wisdom and modern digital technology.</w:t>
-      </w:r>
-    </w:p>
-    <w:p>
-      <w:pPr>
-        <w:ind w:left="360"/>
-        <w:rPr>
-          <w:sz w:val="28"/>
-          <w:szCs w:val="28"/>
-        </w:rPr>
-      </w:pPr>
-      <w:r>
-        <w:rPr>
-          <w:b/>
-          <w:bCs/>
-          <w:sz w:val="28"/>
-          <w:szCs w:val="28"/>
-        </w:rPr>
-        <w:t>Prashant-</w:t>
-      </w:r>
-      <w:r>
-        <w:rPr>
-          <w:sz w:val="28"/>
-          <w:szCs w:val="28"/>
-        </w:rPr>
-        <w:t xml:space="preserve"> By encouraging users to adopt natural and side-effect free remedies, it reduces over-dependence on chemical-based medicines.</w:t>
-      </w:r>
-    </w:p>
-    <w:p>
-      <w:pPr>
-        <w:ind w:left="360"/>
-        <w:rPr>
-          <w:sz w:val="28"/>
-          <w:szCs w:val="28"/>
-        </w:rPr>
-      </w:pPr>
-      <w:r>
-        <w:rPr>
-          <w:sz w:val="28"/>
-          <w:szCs w:val="28"/>
-        </w:rPr>
-        <w:t xml:space="preserve">Through a simple and accessible web application, </w:t>
+        <w:t xml:space="preserve"> as a modern approach to Ayurveda, blending ancient wisdom with today’s lifestyle. The story highlights the vision of making Ayurveda simple, practical, and accessible. It explains how small daily rituals and natural remedies can help people find balance, improve well-being, and live a healthier life.</w:t>
+      </w:r>
+    </w:p>
+    <w:p>
+      <w:pPr>
+        <w:rPr>
+          <w:sz w:val="28"/>
+          <w:szCs w:val="28"/>
+        </w:rPr>
+      </w:pPr>
+      <w:r>
+        <w:rPr>
+          <w:b/>
+          <w:bCs/>
+          <w:sz w:val="28"/>
+          <w:szCs w:val="28"/>
+        </w:rPr>
+        <w:t>Prashant</w:t>
+      </w:r>
+      <w:r>
+        <w:rPr>
+          <w:b/>
+          <w:bCs/>
+          <w:sz w:val="28"/>
+          <w:szCs w:val="28"/>
+        </w:rPr>
+        <w:t>-</w:t>
+      </w:r>
+      <w:r>
+        <w:rPr>
+          <w:sz w:val="28"/>
+          <w:szCs w:val="28"/>
+        </w:rPr>
+        <w:t xml:space="preserve"> </w:t>
+      </w:r>
+      <w:r>
+        <w:rPr>
+          <w:sz w:val="28"/>
+          <w:szCs w:val="28"/>
+        </w:rPr>
+        <w:t xml:space="preserve">This screenshot highlights the Mission, Vision, and values of </w:t>
       </w:r>
       <w:proofErr w:type="spellStart"/>
       <w:r>
@@ -1650,12 +2699,133 @@
           <w:sz w:val="28"/>
           <w:szCs w:val="28"/>
         </w:rPr>
-        <w:t xml:space="preserve"> builds awareness and trust in Ayurveda.</w:t>
-      </w:r>
-    </w:p>
-    <w:p>
-      <w:pPr>
-        <w:ind w:left="360"/>
+        <w:t>. The mission is to empower people with simple Ayurvedic practices for daily wellness, while the vision focuses on creating awareness about Ayurveda as a natural, holistic way of living. It also introduces the team as passionate learners and creators bringing ancient wisdom into a digital format. Below, we showcase key achievements – over 200 Ayurvedic tips shared, 100% commitment to wellness, and 500+ happy learners.</w:t>
+      </w:r>
+    </w:p>
+    <w:p>
+      <w:pPr>
+        <w:rPr>
+          <w:sz w:val="28"/>
+          <w:szCs w:val="28"/>
+        </w:rPr>
+      </w:pPr>
+      <w:r>
+        <w:rPr>
+          <w:b/>
+          <w:bCs/>
+          <w:sz w:val="28"/>
+          <w:szCs w:val="28"/>
+        </w:rPr>
+        <w:t>Manya</w:t>
+      </w:r>
+      <w:r>
+        <w:rPr>
+          <w:b/>
+          <w:bCs/>
+          <w:sz w:val="28"/>
+          <w:szCs w:val="28"/>
+        </w:rPr>
+        <w:t>-</w:t>
+      </w:r>
+      <w:r>
+        <w:rPr>
+          <w:b/>
+          <w:bCs/>
+          <w:sz w:val="28"/>
+          <w:szCs w:val="28"/>
+        </w:rPr>
+        <w:t xml:space="preserve"> </w:t>
+      </w:r>
+      <w:r>
+        <w:rPr>
+          <w:sz w:val="28"/>
+          <w:szCs w:val="28"/>
+        </w:rPr>
+        <w:t xml:space="preserve">This is the contact page of </w:t>
+      </w:r>
+      <w:proofErr w:type="spellStart"/>
+      <w:r>
+        <w:rPr>
+          <w:sz w:val="28"/>
+          <w:szCs w:val="28"/>
+        </w:rPr>
+        <w:t>AyurSense</w:t>
+      </w:r>
+      <w:proofErr w:type="spellEnd"/>
+      <w:r>
+        <w:rPr>
+          <w:sz w:val="28"/>
+          <w:szCs w:val="28"/>
+        </w:rPr>
+        <w:t>.</w:t>
+      </w:r>
+      <w:r>
+        <w:rPr>
+          <w:sz w:val="28"/>
+          <w:szCs w:val="28"/>
+        </w:rPr>
+        <w:br/>
+        <w:t>We designed it to make communication easy for users.</w:t>
+      </w:r>
+      <w:r>
+        <w:rPr>
+          <w:sz w:val="28"/>
+          <w:szCs w:val="28"/>
+        </w:rPr>
+        <w:br/>
+        <w:t>Anyone with questions, suggestions, or feedback can fill in their details and send us a message.</w:t>
+      </w:r>
+      <w:r>
+        <w:rPr>
+          <w:sz w:val="28"/>
+          <w:szCs w:val="28"/>
+        </w:rPr>
+        <w:br/>
+        <w:t>Our support email and phone number are also mentioned for direct assistance.</w:t>
+      </w:r>
+    </w:p>
+    <w:p>
+      <w:pPr>
+        <w:rPr>
+          <w:sz w:val="28"/>
+          <w:szCs w:val="28"/>
+        </w:rPr>
+      </w:pPr>
+      <w:r>
+        <w:rPr>
+          <w:b/>
+          <w:bCs/>
+          <w:sz w:val="28"/>
+          <w:szCs w:val="28"/>
+        </w:rPr>
+        <w:t xml:space="preserve">Prashant- </w:t>
+      </w:r>
+      <w:r>
+        <w:rPr>
+          <w:sz w:val="28"/>
+          <w:szCs w:val="28"/>
+        </w:rPr>
+        <w:t>This is the sign-up page.</w:t>
+      </w:r>
+      <w:r>
+        <w:rPr>
+          <w:sz w:val="28"/>
+          <w:szCs w:val="28"/>
+        </w:rPr>
+        <w:br/>
+        <w:t>General features of our website can be viewed without logging in,</w:t>
+      </w:r>
+      <w:r>
+        <w:rPr>
+          <w:sz w:val="28"/>
+          <w:szCs w:val="28"/>
+        </w:rPr>
+        <w:br/>
+        <w:t>but for personalized recommendations, users need to create an account.</w:t>
+      </w:r>
+    </w:p>
+    <w:p>
+      <w:pPr>
         <w:rPr>
           <w:sz w:val="28"/>
           <w:szCs w:val="28"/>
@@ -1676,41 +2846,119 @@
           <w:sz w:val="28"/>
           <w:szCs w:val="28"/>
         </w:rPr>
-        <w:t xml:space="preserve"> Looking ahead, the project can be enhanced further with mobile app integration, real-time chat with experts, and multilingual support, making it even more impactful.</w:t>
-      </w:r>
-    </w:p>
-    <w:p>
-      <w:pPr>
-        <w:ind w:left="360"/>
-        <w:rPr>
-          <w:sz w:val="28"/>
-          <w:szCs w:val="28"/>
-        </w:rPr>
-      </w:pPr>
-    </w:p>
-    <w:p>
-      <w:pPr>
-        <w:ind w:left="360"/>
-        <w:rPr>
-          <w:sz w:val="28"/>
-          <w:szCs w:val="28"/>
-          <w:u w:val="single"/>
-        </w:rPr>
-      </w:pPr>
-      <w:r>
-        <w:rPr>
-          <w:sz w:val="28"/>
-          <w:szCs w:val="28"/>
-          <w:u w:val="single"/>
-        </w:rPr>
-        <w:t xml:space="preserve">For our project </w:t>
+        <w:t xml:space="preserve"> </w:t>
+      </w:r>
+      <w:r>
+        <w:rPr>
+          <w:sz w:val="28"/>
+          <w:szCs w:val="28"/>
+        </w:rPr>
+        <w:t>This is the login screen where users enter their email and password to access personalized features.</w:t>
+      </w:r>
+      <w:r>
+        <w:rPr>
+          <w:sz w:val="28"/>
+          <w:szCs w:val="28"/>
+        </w:rPr>
+        <w:t xml:space="preserve"> </w:t>
+      </w:r>
+      <w:r>
+        <w:rPr>
+          <w:sz w:val="28"/>
+          <w:szCs w:val="28"/>
+        </w:rPr>
+        <w:t>General browsing doesn’t require login, but customized recommendations do.</w:t>
+      </w:r>
+    </w:p>
+    <w:p>
+      <w:pPr>
+        <w:rPr>
+          <w:sz w:val="28"/>
+          <w:szCs w:val="28"/>
+        </w:rPr>
+      </w:pPr>
+      <w:r>
+        <w:rPr>
+          <w:b/>
+          <w:bCs/>
+          <w:sz w:val="28"/>
+          <w:szCs w:val="28"/>
+        </w:rPr>
+        <w:t>Prashant-</w:t>
+      </w:r>
+      <w:r>
+        <w:rPr>
+          <w:sz w:val="28"/>
+          <w:szCs w:val="28"/>
+        </w:rPr>
+        <w:t xml:space="preserve"> T</w:t>
+      </w:r>
+      <w:r>
+        <w:rPr>
+          <w:sz w:val="28"/>
+          <w:szCs w:val="28"/>
+        </w:rPr>
+        <w:t>his screen shows that personalized recommendations are only available after login.</w:t>
+      </w:r>
+      <w:r>
+        <w:rPr>
+          <w:sz w:val="28"/>
+          <w:szCs w:val="28"/>
+        </w:rPr>
+        <w:t xml:space="preserve"> </w:t>
+      </w:r>
+      <w:r>
+        <w:rPr>
+          <w:sz w:val="28"/>
+          <w:szCs w:val="28"/>
+        </w:rPr>
+        <w:t>It ensures that the user’s data and results are secure and linked to their own account.</w:t>
+      </w:r>
+    </w:p>
+    <w:p>
+      <w:pPr>
+        <w:rPr>
+          <w:sz w:val="28"/>
+          <w:szCs w:val="28"/>
+        </w:rPr>
+      </w:pPr>
+      <w:r>
+        <w:rPr>
+          <w:sz w:val="28"/>
+          <w:szCs w:val="28"/>
+        </w:rPr>
+        <w:br/>
+      </w:r>
+      <w:r>
+        <w:rPr>
+          <w:b/>
+          <w:bCs/>
+          <w:sz w:val="28"/>
+          <w:szCs w:val="28"/>
+        </w:rPr>
+        <w:t>Manya-</w:t>
+      </w:r>
+      <w:r>
+        <w:rPr>
+          <w:b/>
+          <w:bCs/>
+          <w:sz w:val="28"/>
+          <w:szCs w:val="28"/>
+        </w:rPr>
+        <w:t xml:space="preserve"> </w:t>
+      </w:r>
+      <w:r>
+        <w:rPr>
+          <w:sz w:val="28"/>
+          <w:szCs w:val="28"/>
+        </w:rPr>
+        <w:t xml:space="preserve">This is the Wellness Assessment page of </w:t>
       </w:r>
       <w:proofErr w:type="spellStart"/>
       <w:r>
         <w:rPr>
           <w:sz w:val="28"/>
           <w:szCs w:val="28"/>
-          <w:u w:val="single"/>
         </w:rPr>
         <w:t>AyurSense</w:t>
       </w:r>
@@ -1719,158 +2967,232 @@
         <w:rPr>
           <w:sz w:val="28"/>
           <w:szCs w:val="28"/>
-          <w:u w:val="single"/>
-        </w:rPr>
-        <w:t>, we referred to a variety of authentic sources.</w:t>
-      </w:r>
-    </w:p>
-    <w:p>
-      <w:pPr>
-        <w:ind w:left="360"/>
-        <w:rPr>
-          <w:sz w:val="28"/>
-          <w:szCs w:val="28"/>
-          <w:u w:val="single"/>
-        </w:rPr>
-      </w:pPr>
-      <w:r>
-        <w:rPr>
-          <w:sz w:val="28"/>
-          <w:szCs w:val="28"/>
-          <w:u w:val="single"/>
-        </w:rPr>
-        <w:t xml:space="preserve">Some of the important references include classical Ayurvedic texts like </w:t>
-      </w:r>
-      <w:r>
-        <w:rPr>
-          <w:i/>
-          <w:iCs/>
-          <w:sz w:val="28"/>
-          <w:szCs w:val="28"/>
-          <w:u w:val="single"/>
-        </w:rPr>
-        <w:t>The Complete Book of Ayurvedic Home Remedies</w:t>
-      </w:r>
-      <w:r>
-        <w:rPr>
-          <w:sz w:val="28"/>
-          <w:szCs w:val="28"/>
-          <w:u w:val="single"/>
-        </w:rPr>
-        <w:t xml:space="preserve"> by Vasant Lad, </w:t>
-      </w:r>
-      <w:r>
-        <w:rPr>
-          <w:i/>
-          <w:iCs/>
-          <w:sz w:val="28"/>
-          <w:szCs w:val="28"/>
-          <w:u w:val="single"/>
-        </w:rPr>
-        <w:t>Charaka Samhita</w:t>
-      </w:r>
-      <w:r>
-        <w:rPr>
-          <w:sz w:val="28"/>
-          <w:szCs w:val="28"/>
-          <w:u w:val="single"/>
-        </w:rPr>
-        <w:t xml:space="preserve"> by P.V. Sharma, and works by David Frawley and </w:t>
+        </w:rPr>
+        <w:t>.</w:t>
+      </w:r>
+      <w:r>
+        <w:rPr>
+          <w:sz w:val="28"/>
+          <w:szCs w:val="28"/>
+        </w:rPr>
+        <w:br/>
+        <w:t>Here, the user answers 15 simple questions related to their body type, skin, sleep pattern, digestion, and stress response.</w:t>
+      </w:r>
+      <w:r>
+        <w:rPr>
+          <w:sz w:val="28"/>
+          <w:szCs w:val="28"/>
+        </w:rPr>
+        <w:br/>
+        <w:t>These questions help us understand the user’s Vata–Pitta–Kapha balance.</w:t>
+      </w:r>
+      <w:r>
+        <w:rPr>
+          <w:sz w:val="28"/>
+          <w:szCs w:val="28"/>
+        </w:rPr>
+        <w:br/>
+        <w:t>The quiz is designed to be quick and intuitive, so users can simply select the option that matches them best.</w:t>
+      </w:r>
+      <w:r>
+        <w:rPr>
+          <w:sz w:val="28"/>
+          <w:szCs w:val="28"/>
+        </w:rPr>
+        <w:br/>
+        <w:t>Once all questions are completed, the system generates a personalized wellness report based on Ayurveda principles.</w:t>
+      </w:r>
+    </w:p>
+    <w:p>
+      <w:pPr>
+        <w:rPr>
+          <w:sz w:val="28"/>
+          <w:szCs w:val="28"/>
+        </w:rPr>
+      </w:pPr>
+      <w:r>
+        <w:rPr>
+          <w:b/>
+          <w:bCs/>
+          <w:sz w:val="28"/>
+          <w:szCs w:val="28"/>
+        </w:rPr>
+        <w:t>Prashant-</w:t>
+      </w:r>
+      <w:r>
+        <w:rPr>
+          <w:sz w:val="28"/>
+          <w:szCs w:val="28"/>
+        </w:rPr>
+        <w:t xml:space="preserve"> </w:t>
+      </w:r>
+      <w:r>
+        <w:rPr>
+          <w:sz w:val="28"/>
+          <w:szCs w:val="28"/>
+        </w:rPr>
+        <w:t xml:space="preserve">This is the </w:t>
       </w:r>
       <w:proofErr w:type="spellStart"/>
       <w:r>
         <w:rPr>
           <w:sz w:val="28"/>
           <w:szCs w:val="28"/>
-          <w:u w:val="single"/>
-        </w:rPr>
-        <w:t>Premvati</w:t>
+        </w:rPr>
+        <w:t>AyurSense</w:t>
       </w:r>
       <w:proofErr w:type="spellEnd"/>
       <w:r>
         <w:rPr>
           <w:sz w:val="28"/>
           <w:szCs w:val="28"/>
-          <w:u w:val="single"/>
-        </w:rPr>
-        <w:t xml:space="preserve"> Tiwari.</w:t>
-      </w:r>
-    </w:p>
-    <w:p>
-      <w:pPr>
-        <w:ind w:left="360"/>
-        <w:rPr>
-          <w:sz w:val="28"/>
-          <w:szCs w:val="28"/>
-          <w:u w:val="single"/>
-        </w:rPr>
-      </w:pPr>
-      <w:r>
-        <w:rPr>
-          <w:sz w:val="28"/>
-          <w:szCs w:val="28"/>
-          <w:u w:val="single"/>
-        </w:rPr>
-        <w:t>We also relied on WHO’s Global Report on Traditional Medicine (2019), reports from the Ministry of AYUSH, ICMR lifestyle disease statistics, and the National Health Profile 2022.</w:t>
-      </w:r>
-    </w:p>
-    <w:p>
-      <w:pPr>
-        <w:ind w:left="360"/>
-        <w:rPr>
-          <w:sz w:val="28"/>
-          <w:szCs w:val="28"/>
-          <w:u w:val="single"/>
-        </w:rPr>
-      </w:pPr>
-      <w:r>
-        <w:rPr>
-          <w:sz w:val="28"/>
-          <w:szCs w:val="28"/>
-          <w:u w:val="single"/>
-        </w:rPr>
-        <w:t xml:space="preserve">On the research side, we reviewed multiple journals and studies such as </w:t>
-      </w:r>
-      <w:r>
-        <w:rPr>
-          <w:i/>
-          <w:iCs/>
-          <w:sz w:val="28"/>
-          <w:szCs w:val="28"/>
-          <w:u w:val="single"/>
-        </w:rPr>
-        <w:t>AI Applications in Ayurveda</w:t>
-      </w:r>
-      <w:r>
-        <w:rPr>
-          <w:sz w:val="28"/>
-          <w:szCs w:val="28"/>
-          <w:u w:val="single"/>
-        </w:rPr>
-        <w:t xml:space="preserve"> by Patel &amp; Desai, and the integration of Ayurveda with digital health platforms by Joshi &amp; Dwivedi.</w:t>
-      </w:r>
-    </w:p>
-    <w:p>
-      <w:pPr>
-        <w:ind w:left="360"/>
-        <w:rPr>
-          <w:sz w:val="28"/>
-          <w:szCs w:val="28"/>
-          <w:u w:val="single"/>
-        </w:rPr>
-      </w:pPr>
-      <w:r>
-        <w:rPr>
-          <w:sz w:val="28"/>
-          <w:szCs w:val="28"/>
-          <w:u w:val="single"/>
-        </w:rPr>
-        <w:t>Additionally, Google Scholar and the Digital India initiative served as valuable resources for aligning our system with modern technology trends.</w:t>
-      </w:r>
-    </w:p>
-    <w:p>
-      <w:pPr>
-        <w:ind w:left="360"/>
+        </w:rPr>
+        <w:t xml:space="preserve"> Dosha Analysis page.</w:t>
+      </w:r>
+      <w:r>
+        <w:rPr>
+          <w:sz w:val="28"/>
+          <w:szCs w:val="28"/>
+        </w:rPr>
+        <w:br/>
+        <w:t>After completing the quiz, the system calculates the user’s Vata–Pitta–Kapha balance and shows a clear visual bar chart.</w:t>
+      </w:r>
+      <w:r>
+        <w:rPr>
+          <w:sz w:val="28"/>
+          <w:szCs w:val="28"/>
+        </w:rPr>
+        <w:br/>
+        <w:t>It also highlights the user’s dominant dosha—in this example, it is Vata.</w:t>
+      </w:r>
+    </w:p>
+    <w:p>
+      <w:pPr>
+        <w:rPr>
+          <w:sz w:val="28"/>
+          <w:szCs w:val="28"/>
+        </w:rPr>
+      </w:pPr>
+      <w:r>
+        <w:rPr>
+          <w:sz w:val="28"/>
+          <w:szCs w:val="28"/>
+        </w:rPr>
+        <w:t>Below the chart, the user receives three types of personalized guidance:</w:t>
+      </w:r>
+      <w:r>
+        <w:rPr>
+          <w:sz w:val="28"/>
+          <w:szCs w:val="28"/>
+        </w:rPr>
+        <w:br/>
+        <w:t xml:space="preserve">• </w:t>
+      </w:r>
+      <w:r>
+        <w:rPr>
+          <w:b/>
+          <w:bCs/>
+          <w:sz w:val="28"/>
+          <w:szCs w:val="28"/>
+        </w:rPr>
+        <w:t>Ayurvedic Remedies</w:t>
+      </w:r>
+      <w:r>
+        <w:rPr>
+          <w:sz w:val="28"/>
+          <w:szCs w:val="28"/>
+        </w:rPr>
+        <w:t xml:space="preserve"> based on their dominant dosha</w:t>
+      </w:r>
+      <w:r>
+        <w:rPr>
+          <w:sz w:val="28"/>
+          <w:szCs w:val="28"/>
+        </w:rPr>
+        <w:br/>
+        <w:t xml:space="preserve">• </w:t>
+      </w:r>
+      <w:r>
+        <w:rPr>
+          <w:b/>
+          <w:bCs/>
+          <w:sz w:val="28"/>
+          <w:szCs w:val="28"/>
+        </w:rPr>
+        <w:t>Yoga Suggestions</w:t>
+      </w:r>
+      <w:r>
+        <w:rPr>
+          <w:sz w:val="28"/>
+          <w:szCs w:val="28"/>
+        </w:rPr>
+        <w:t xml:space="preserve"> suitable for their mind–body type</w:t>
+      </w:r>
+      <w:r>
+        <w:rPr>
+          <w:sz w:val="28"/>
+          <w:szCs w:val="28"/>
+        </w:rPr>
+        <w:br/>
+        <w:t xml:space="preserve">• </w:t>
+      </w:r>
+      <w:r>
+        <w:rPr>
+          <w:b/>
+          <w:bCs/>
+          <w:sz w:val="28"/>
+          <w:szCs w:val="28"/>
+        </w:rPr>
+        <w:t>Diet Recommendations</w:t>
+      </w:r>
+      <w:r>
+        <w:rPr>
+          <w:sz w:val="28"/>
+          <w:szCs w:val="28"/>
+        </w:rPr>
+        <w:t xml:space="preserve"> that support balance and overall well-being</w:t>
+      </w:r>
+    </w:p>
+    <w:p>
+      <w:pPr>
+        <w:rPr>
+          <w:sz w:val="28"/>
+          <w:szCs w:val="28"/>
+        </w:rPr>
+      </w:pPr>
+      <w:r>
+        <w:rPr>
+          <w:sz w:val="28"/>
+          <w:szCs w:val="28"/>
+        </w:rPr>
+        <w:t>We also provide detailed personalized insights for each of the 15 questions.</w:t>
+      </w:r>
+      <w:r>
+        <w:rPr>
+          <w:sz w:val="28"/>
+          <w:szCs w:val="28"/>
+        </w:rPr>
+        <w:br/>
+        <w:t>These insights show the user’s answer and give small, actionable habits they can start immediately.</w:t>
+      </w:r>
+      <w:r>
+        <w:rPr>
+          <w:sz w:val="28"/>
+          <w:szCs w:val="28"/>
+        </w:rPr>
+        <w:br/>
+        <w:t>This helps users understand exactly which part of their lifestyle influences which dosha and how they can improve i</w:t>
+      </w:r>
+      <w:r>
+        <w:rPr>
+          <w:sz w:val="28"/>
+          <w:szCs w:val="28"/>
+        </w:rPr>
+        <w:t>t.</w:t>
+      </w:r>
+    </w:p>
+    <w:p>
+      <w:pPr>
         <w:rPr>
           <w:sz w:val="28"/>
           <w:szCs w:val="28"/>
@@ -1890,7 +3212,913 @@
           <w:sz w:val="28"/>
           <w:szCs w:val="28"/>
         </w:rPr>
-        <w:t xml:space="preserve"> That concludes our presentation on </w:t>
+        <w:t xml:space="preserve"> </w:t>
+      </w:r>
+      <w:r>
+        <w:rPr>
+          <w:sz w:val="28"/>
+          <w:szCs w:val="28"/>
+        </w:rPr>
+        <w:t>This section shows the AI-generated 3-day wellness plan created for the user based on their dosha analysis.</w:t>
+      </w:r>
+      <w:r>
+        <w:rPr>
+          <w:sz w:val="28"/>
+          <w:szCs w:val="28"/>
+        </w:rPr>
+        <w:br/>
+        <w:t>Once the system identifies the dominant dosha, it automatically crafts a short and practical routine for three days.</w:t>
+      </w:r>
+      <w:r>
+        <w:rPr>
+          <w:sz w:val="28"/>
+          <w:szCs w:val="28"/>
+        </w:rPr>
+        <w:br/>
+        <w:t>The plan includes morning practices, meals, yoga, breathing exercises, and simple evening habits.</w:t>
+      </w:r>
+      <w:r>
+        <w:rPr>
+          <w:sz w:val="28"/>
+          <w:szCs w:val="28"/>
+        </w:rPr>
+        <w:br/>
+      </w:r>
+      <w:r>
+        <w:rPr>
+          <w:sz w:val="28"/>
+          <w:szCs w:val="28"/>
+        </w:rPr>
+        <w:lastRenderedPageBreak/>
+        <w:t>It gives users a structured routine they can follow immediately, making Ayurvedic guidance easy to apply in everyday life</w:t>
+      </w:r>
+      <w:r>
+        <w:rPr>
+          <w:sz w:val="28"/>
+          <w:szCs w:val="28"/>
+        </w:rPr>
+        <w:t>.</w:t>
+      </w:r>
+    </w:p>
+    <w:p>
+      <w:pPr>
+        <w:rPr>
+          <w:sz w:val="28"/>
+          <w:szCs w:val="28"/>
+        </w:rPr>
+      </w:pPr>
+      <w:r>
+        <w:rPr>
+          <w:sz w:val="28"/>
+          <w:szCs w:val="28"/>
+        </w:rPr>
+        <w:t>This is the section where you can explore about ayurvedic remedies.</w:t>
+      </w:r>
+    </w:p>
+    <w:p>
+      <w:pPr>
+        <w:rPr>
+          <w:sz w:val="28"/>
+          <w:szCs w:val="28"/>
+        </w:rPr>
+      </w:pPr>
+      <w:r>
+        <w:rPr>
+          <w:b/>
+          <w:bCs/>
+          <w:sz w:val="28"/>
+          <w:szCs w:val="28"/>
+        </w:rPr>
+        <w:t>Prashant-</w:t>
+      </w:r>
+      <w:r>
+        <w:rPr>
+          <w:sz w:val="28"/>
+          <w:szCs w:val="28"/>
+        </w:rPr>
+        <w:t xml:space="preserve"> </w:t>
+      </w:r>
+      <w:r>
+        <w:rPr>
+          <w:sz w:val="28"/>
+          <w:szCs w:val="28"/>
+        </w:rPr>
+        <w:t>In the ‘Balance Your Dosha’ section, the system explains the three doshas: Vata, Pitta, and Kapha. Each dosha has its own functions. For example, Vata controls movement and the nervous system, Pitta controls digestion and body heat, and Kapha provides strength and stability.</w:t>
+      </w:r>
+    </w:p>
+    <w:p>
+      <w:pPr>
+        <w:rPr>
+          <w:sz w:val="28"/>
+          <w:szCs w:val="28"/>
+        </w:rPr>
+      </w:pPr>
+      <w:r>
+        <w:rPr>
+          <w:sz w:val="28"/>
+          <w:szCs w:val="28"/>
+        </w:rPr>
+        <w:t>Below that, there is a section called ‘Natural Remedies by Health Condition.’ Here, users can select different health issues such as stress, digestive problems, sleep issues, immunity, diabetes, acidity, and more.</w:t>
+      </w:r>
+    </w:p>
+    <w:p>
+      <w:pPr>
+        <w:rPr>
+          <w:sz w:val="28"/>
+          <w:szCs w:val="28"/>
+        </w:rPr>
+      </w:pPr>
+      <w:r>
+        <w:rPr>
+          <w:b/>
+          <w:bCs/>
+          <w:sz w:val="28"/>
+          <w:szCs w:val="28"/>
+        </w:rPr>
+        <w:t>Manya-</w:t>
+      </w:r>
+      <w:r>
+        <w:rPr>
+          <w:sz w:val="28"/>
+          <w:szCs w:val="28"/>
+        </w:rPr>
+        <w:t xml:space="preserve"> </w:t>
+      </w:r>
+      <w:r>
+        <w:rPr>
+          <w:sz w:val="28"/>
+          <w:szCs w:val="28"/>
+        </w:rPr>
+        <w:t>When the user clicks on ‘Know More,’ the system provides Ayurvedic remedies related to that condition.</w:t>
+      </w:r>
+    </w:p>
+    <w:p>
+      <w:pPr>
+        <w:rPr>
+          <w:sz w:val="28"/>
+          <w:szCs w:val="28"/>
+        </w:rPr>
+      </w:pPr>
+      <w:r>
+        <w:rPr>
+          <w:sz w:val="28"/>
+          <w:szCs w:val="28"/>
+        </w:rPr>
+        <w:t>This interface is simple, user-friendly, and helps users easily find natural solutions based on Ayurvedic principles.</w:t>
+      </w:r>
+    </w:p>
+    <w:p>
+      <w:pPr>
+        <w:rPr>
+          <w:sz w:val="28"/>
+          <w:szCs w:val="28"/>
+        </w:rPr>
+      </w:pPr>
+      <w:r>
+        <w:rPr>
+          <w:sz w:val="28"/>
+          <w:szCs w:val="28"/>
+        </w:rPr>
+        <w:t>This slide shows the Personalized Ayurvedic Diet Planner</w:t>
+      </w:r>
+      <w:r>
+        <w:rPr>
+          <w:sz w:val="28"/>
+          <w:szCs w:val="28"/>
+        </w:rPr>
+        <w:t>.</w:t>
+      </w:r>
+      <w:r>
+        <w:rPr>
+          <w:sz w:val="28"/>
+          <w:szCs w:val="28"/>
+        </w:rPr>
+        <w:t xml:space="preserve">           </w:t>
+      </w:r>
+    </w:p>
+    <w:p>
+      <w:pPr>
+        <w:rPr>
+          <w:sz w:val="28"/>
+          <w:szCs w:val="28"/>
+        </w:rPr>
+      </w:pPr>
+      <w:r>
+        <w:rPr>
+          <w:sz w:val="28"/>
+          <w:szCs w:val="28"/>
+        </w:rPr>
+        <w:t>In this section, the user can create their own personalized diet plan based on Ayurvedic principles. The user needs to select their dominant dosha, health goal, energy level, and meal intensity.</w:t>
+      </w:r>
+    </w:p>
+    <w:p>
+      <w:pPr>
+        <w:rPr>
+          <w:sz w:val="28"/>
+          <w:szCs w:val="28"/>
+        </w:rPr>
+      </w:pPr>
+      <w:r>
+        <w:rPr>
+          <w:b/>
+          <w:bCs/>
+          <w:sz w:val="28"/>
+          <w:szCs w:val="28"/>
+        </w:rPr>
+        <w:t>Prashant-</w:t>
+      </w:r>
+      <w:r>
+        <w:rPr>
+          <w:sz w:val="28"/>
+          <w:szCs w:val="28"/>
+        </w:rPr>
+        <w:t xml:space="preserve"> </w:t>
+      </w:r>
+      <w:r>
+        <w:rPr>
+          <w:sz w:val="28"/>
+          <w:szCs w:val="28"/>
+        </w:rPr>
+        <w:t xml:space="preserve">After selecting these options, the user clicks on the ‘Generate My Plan’ button. The system then </w:t>
+      </w:r>
+      <w:proofErr w:type="spellStart"/>
+      <w:r>
+        <w:rPr>
+          <w:sz w:val="28"/>
+          <w:szCs w:val="28"/>
+        </w:rPr>
+        <w:t>analyzes</w:t>
+      </w:r>
+      <w:proofErr w:type="spellEnd"/>
+      <w:r>
+        <w:rPr>
+          <w:sz w:val="28"/>
+          <w:szCs w:val="28"/>
+        </w:rPr>
+        <w:t xml:space="preserve"> the selected inputs and generates a personalized diet plan.</w:t>
+      </w:r>
+    </w:p>
+    <w:p>
+      <w:pPr>
+        <w:rPr>
+          <w:sz w:val="28"/>
+          <w:szCs w:val="28"/>
+        </w:rPr>
+      </w:pPr>
+      <w:r>
+        <w:rPr>
+          <w:sz w:val="28"/>
+          <w:szCs w:val="28"/>
+        </w:rPr>
+        <w:t>On the right side, the system displays the recommended diet plan for different times of the day such as morning, breakfast, lunch, evening snack, and dinner.</w:t>
+      </w:r>
+    </w:p>
+    <w:p>
+      <w:pPr>
+        <w:rPr>
+          <w:sz w:val="28"/>
+          <w:szCs w:val="28"/>
+        </w:rPr>
+      </w:pPr>
+      <w:r>
+        <w:rPr>
+          <w:sz w:val="28"/>
+          <w:szCs w:val="28"/>
+        </w:rPr>
+        <w:t>This feature helps users follow a proper Ayurvedic diet according to their body type and health goals.</w:t>
+      </w:r>
+    </w:p>
+    <w:p>
+      <w:pPr>
+        <w:rPr>
+          <w:sz w:val="28"/>
+          <w:szCs w:val="28"/>
+        </w:rPr>
+      </w:pPr>
+      <w:r>
+        <w:rPr>
+          <w:sz w:val="28"/>
+          <w:szCs w:val="28"/>
+        </w:rPr>
+        <w:t>This slide shows the Diet Plans by Health Condition</w:t>
+      </w:r>
+      <w:r>
+        <w:rPr>
+          <w:sz w:val="28"/>
+          <w:szCs w:val="28"/>
+        </w:rPr>
+        <w:t>.</w:t>
+      </w:r>
+    </w:p>
+    <w:p>
+      <w:pPr>
+        <w:rPr>
+          <w:sz w:val="28"/>
+          <w:szCs w:val="28"/>
+        </w:rPr>
+      </w:pPr>
+      <w:r>
+        <w:rPr>
+          <w:b/>
+          <w:bCs/>
+          <w:sz w:val="28"/>
+          <w:szCs w:val="28"/>
+        </w:rPr>
+        <w:t>Manya-</w:t>
+      </w:r>
+      <w:r>
+        <w:rPr>
+          <w:sz w:val="28"/>
+          <w:szCs w:val="28"/>
+        </w:rPr>
+        <w:t xml:space="preserve"> </w:t>
+      </w:r>
+      <w:r>
+        <w:rPr>
+          <w:sz w:val="28"/>
+          <w:szCs w:val="28"/>
+        </w:rPr>
+        <w:t>In this section, users can view diet plans based on different health conditions such as weight loss, immunity boost, stress relief, and digestion improvement.</w:t>
+      </w:r>
+    </w:p>
+    <w:p>
+      <w:pPr>
+        <w:rPr>
+          <w:sz w:val="28"/>
+          <w:szCs w:val="28"/>
+        </w:rPr>
+      </w:pPr>
+      <w:r>
+        <w:rPr>
+          <w:sz w:val="28"/>
+          <w:szCs w:val="28"/>
+        </w:rPr>
+        <w:t>These diet plans are based on Ayurvedic principles and focus on improving health naturally.</w:t>
+      </w:r>
+    </w:p>
+    <w:p>
+      <w:pPr>
+        <w:rPr>
+          <w:sz w:val="28"/>
+          <w:szCs w:val="28"/>
+        </w:rPr>
+      </w:pPr>
+      <w:r>
+        <w:rPr>
+          <w:sz w:val="28"/>
+          <w:szCs w:val="28"/>
+        </w:rPr>
+        <w:lastRenderedPageBreak/>
+        <w:t>Users can also click on the ‘Read Full Article’ button to get more detailed information about the diet plan.</w:t>
+      </w:r>
+    </w:p>
+    <w:p>
+      <w:pPr>
+        <w:rPr>
+          <w:sz w:val="28"/>
+          <w:szCs w:val="28"/>
+        </w:rPr>
+      </w:pPr>
+      <w:r>
+        <w:rPr>
+          <w:sz w:val="28"/>
+          <w:szCs w:val="28"/>
+        </w:rPr>
+        <w:t>This feature helps users follow proper diet routines according to their specific health condition and supports natural healing.</w:t>
+      </w:r>
+    </w:p>
+    <w:p>
+      <w:pPr>
+        <w:rPr>
+          <w:sz w:val="28"/>
+          <w:szCs w:val="28"/>
+        </w:rPr>
+      </w:pPr>
+      <w:r>
+        <w:rPr>
+          <w:b/>
+          <w:bCs/>
+          <w:sz w:val="28"/>
+          <w:szCs w:val="28"/>
+        </w:rPr>
+        <w:t xml:space="preserve">Prashant- </w:t>
+      </w:r>
+      <w:r>
+        <w:rPr>
+          <w:sz w:val="28"/>
+          <w:szCs w:val="28"/>
+        </w:rPr>
+        <w:t xml:space="preserve">This slide shows the Yoga and Exercise Healing Guide feature of our </w:t>
+      </w:r>
+      <w:proofErr w:type="spellStart"/>
+      <w:r>
+        <w:rPr>
+          <w:sz w:val="28"/>
+          <w:szCs w:val="28"/>
+        </w:rPr>
+        <w:t>AyurSense</w:t>
+      </w:r>
+      <w:proofErr w:type="spellEnd"/>
+      <w:r>
+        <w:rPr>
+          <w:sz w:val="28"/>
+          <w:szCs w:val="28"/>
+        </w:rPr>
+        <w:t xml:space="preserve"> system.</w:t>
+      </w:r>
+    </w:p>
+    <w:p>
+      <w:pPr>
+        <w:rPr>
+          <w:sz w:val="28"/>
+          <w:szCs w:val="28"/>
+        </w:rPr>
+      </w:pPr>
+      <w:r>
+        <w:rPr>
+          <w:sz w:val="28"/>
+          <w:szCs w:val="28"/>
+        </w:rPr>
+        <w:t>In this section, users can view yoga recommendations based on their Ayurvedic dosha, such as Vata, Pitta, and Kapha. Each dosha has specific yoga exercises that help balance the body and improve overall health.</w:t>
+      </w:r>
+    </w:p>
+    <w:p>
+      <w:pPr>
+        <w:rPr>
+          <w:sz w:val="28"/>
+          <w:szCs w:val="28"/>
+        </w:rPr>
+      </w:pPr>
+      <w:r>
+        <w:rPr>
+          <w:b/>
+          <w:bCs/>
+          <w:sz w:val="28"/>
+          <w:szCs w:val="28"/>
+        </w:rPr>
+        <w:t xml:space="preserve">Manya- </w:t>
+      </w:r>
+      <w:r>
+        <w:rPr>
+          <w:sz w:val="28"/>
+          <w:szCs w:val="28"/>
+        </w:rPr>
+        <w:t>There is also a Smart Daily Yoga Planner feature. In this, users can select their mood, energy level, and available time. Based on these inputs, the system provides personalized yoga suggestions.</w:t>
+      </w:r>
+    </w:p>
+    <w:p>
+      <w:pPr>
+        <w:rPr>
+          <w:sz w:val="28"/>
+          <w:szCs w:val="28"/>
+        </w:rPr>
+      </w:pPr>
+      <w:r>
+        <w:rPr>
+          <w:sz w:val="28"/>
+          <w:szCs w:val="28"/>
+        </w:rPr>
+        <w:t>This feature helps users maintain physical and mental balance through proper yoga and exercise based on Ayurvedic principles.</w:t>
+      </w:r>
+    </w:p>
+    <w:p>
+      <w:pPr>
+        <w:rPr>
+          <w:sz w:val="28"/>
+          <w:szCs w:val="28"/>
+        </w:rPr>
+      </w:pPr>
+      <w:r>
+        <w:rPr>
+          <w:sz w:val="28"/>
+          <w:szCs w:val="28"/>
+        </w:rPr>
+        <w:t xml:space="preserve">As part of our project, we </w:t>
+      </w:r>
+      <w:r>
+        <w:rPr>
+          <w:sz w:val="28"/>
+          <w:szCs w:val="28"/>
+        </w:rPr>
+        <w:t>will</w:t>
+      </w:r>
+      <w:r>
+        <w:rPr>
+          <w:sz w:val="28"/>
+          <w:szCs w:val="28"/>
+        </w:rPr>
+        <w:t xml:space="preserve"> also mak</w:t>
+      </w:r>
+      <w:r>
+        <w:rPr>
+          <w:sz w:val="28"/>
+          <w:szCs w:val="28"/>
+        </w:rPr>
+        <w:t>e</w:t>
+      </w:r>
+      <w:r>
+        <w:rPr>
+          <w:sz w:val="28"/>
+          <w:szCs w:val="28"/>
+        </w:rPr>
+        <w:t xml:space="preserve"> efforts towards publication.</w:t>
+      </w:r>
+    </w:p>
+    <w:p>
+      <w:pPr>
+        <w:rPr>
+          <w:sz w:val="28"/>
+          <w:szCs w:val="28"/>
+        </w:rPr>
+      </w:pPr>
+      <w:r>
+        <w:rPr>
+          <w:sz w:val="28"/>
+          <w:szCs w:val="28"/>
+        </w:rPr>
+        <w:t xml:space="preserve">First, we </w:t>
+      </w:r>
+      <w:r>
+        <w:rPr>
+          <w:sz w:val="28"/>
+          <w:szCs w:val="28"/>
+        </w:rPr>
+        <w:t>will be</w:t>
+      </w:r>
+      <w:r>
+        <w:rPr>
+          <w:sz w:val="28"/>
+          <w:szCs w:val="28"/>
+        </w:rPr>
+        <w:t xml:space="preserve"> working on drafting a research paper that highlights the methodology, results, and overall impact of </w:t>
+      </w:r>
+      <w:proofErr w:type="spellStart"/>
+      <w:r>
+        <w:rPr>
+          <w:sz w:val="28"/>
+          <w:szCs w:val="28"/>
+        </w:rPr>
+        <w:t>AyurSense</w:t>
+      </w:r>
+      <w:proofErr w:type="spellEnd"/>
+      <w:r>
+        <w:rPr>
+          <w:sz w:val="28"/>
+          <w:szCs w:val="28"/>
+        </w:rPr>
+        <w:t xml:space="preserve"> and our first research paper has already been published. </w:t>
+      </w:r>
+    </w:p>
+    <w:p>
+      <w:pPr>
+        <w:rPr>
+          <w:sz w:val="28"/>
+          <w:szCs w:val="28"/>
+        </w:rPr>
+      </w:pPr>
+      <w:r>
+        <w:rPr>
+          <w:b/>
+          <w:bCs/>
+          <w:sz w:val="28"/>
+          <w:szCs w:val="28"/>
+        </w:rPr>
+        <w:t>Prashant</w:t>
+      </w:r>
+      <w:r>
+        <w:rPr>
+          <w:sz w:val="28"/>
+          <w:szCs w:val="28"/>
+        </w:rPr>
+        <w:t xml:space="preserve">- </w:t>
+      </w:r>
+      <w:r>
+        <w:rPr>
+          <w:sz w:val="28"/>
+          <w:szCs w:val="28"/>
+        </w:rPr>
+        <w:t>Next, our target is to submit this work to reputed conferences and journals that focus on healthcare, AI, and Ayurveda.</w:t>
+      </w:r>
+    </w:p>
+    <w:p>
+      <w:pPr>
+        <w:rPr>
+          <w:sz w:val="28"/>
+          <w:szCs w:val="28"/>
+        </w:rPr>
+      </w:pPr>
+      <w:r>
+        <w:rPr>
+          <w:sz w:val="28"/>
+          <w:szCs w:val="28"/>
+        </w:rPr>
+        <w:t xml:space="preserve">We are also taking guidance from our faculty mentors, and </w:t>
+      </w:r>
+      <w:r>
+        <w:rPr>
+          <w:sz w:val="28"/>
+          <w:szCs w:val="28"/>
+        </w:rPr>
+        <w:t>thinking</w:t>
+      </w:r>
+      <w:r>
+        <w:rPr>
+          <w:sz w:val="28"/>
+          <w:szCs w:val="28"/>
+        </w:rPr>
+        <w:t xml:space="preserve"> </w:t>
+      </w:r>
+      <w:r>
+        <w:rPr>
+          <w:sz w:val="28"/>
+          <w:szCs w:val="28"/>
+        </w:rPr>
+        <w:t xml:space="preserve">to </w:t>
+      </w:r>
+      <w:r>
+        <w:rPr>
+          <w:sz w:val="28"/>
+          <w:szCs w:val="28"/>
+        </w:rPr>
+        <w:t>explor</w:t>
+      </w:r>
+      <w:r>
+        <w:rPr>
+          <w:sz w:val="28"/>
+          <w:szCs w:val="28"/>
+        </w:rPr>
+        <w:t>e</w:t>
+      </w:r>
+      <w:r>
+        <w:rPr>
+          <w:sz w:val="28"/>
+          <w:szCs w:val="28"/>
+        </w:rPr>
+        <w:t xml:space="preserve"> collaborations with Ayurveda practitioners to validate the recommendations.</w:t>
+      </w:r>
+    </w:p>
+    <w:p>
+      <w:pPr>
+        <w:rPr>
+          <w:sz w:val="28"/>
+          <w:szCs w:val="28"/>
+        </w:rPr>
+      </w:pPr>
+      <w:r>
+        <w:rPr>
+          <w:sz w:val="28"/>
+          <w:szCs w:val="28"/>
+        </w:rPr>
+        <w:t>In the future scope, we see opportunities for publishing case studies based on real user feedback, and even expanding into international digital health research platforms.</w:t>
+      </w:r>
+    </w:p>
+    <w:p>
+      <w:pPr>
+        <w:rPr>
+          <w:sz w:val="28"/>
+          <w:szCs w:val="28"/>
+        </w:rPr>
+      </w:pPr>
+      <w:r>
+        <w:rPr>
+          <w:b/>
+          <w:bCs/>
+          <w:sz w:val="28"/>
+          <w:szCs w:val="28"/>
+        </w:rPr>
+        <w:t>Manya-</w:t>
+      </w:r>
+      <w:r>
+        <w:rPr>
+          <w:sz w:val="28"/>
+          <w:szCs w:val="28"/>
+        </w:rPr>
+        <w:t xml:space="preserve"> </w:t>
+      </w:r>
+    </w:p>
+    <w:p>
+      <w:pPr>
+        <w:rPr>
+          <w:sz w:val="28"/>
+          <w:szCs w:val="28"/>
+        </w:rPr>
+      </w:pPr>
+      <w:r>
+        <w:rPr>
+          <w:sz w:val="28"/>
+          <w:szCs w:val="28"/>
+        </w:rPr>
+        <w:t xml:space="preserve">This is our research paper. </w:t>
+      </w:r>
+      <w:r>
+        <w:rPr>
+          <w:sz w:val="28"/>
+          <w:szCs w:val="28"/>
+        </w:rPr>
+        <w:t>This paper explains the design, working, and implementation of our system.</w:t>
+      </w:r>
+    </w:p>
+    <w:p>
+      <w:pPr>
+        <w:rPr>
+          <w:sz w:val="28"/>
+          <w:szCs w:val="28"/>
+        </w:rPr>
+      </w:pPr>
+      <w:r>
+        <w:rPr>
+          <w:sz w:val="28"/>
+          <w:szCs w:val="28"/>
+        </w:rPr>
+        <w:t xml:space="preserve">In this research, we explained how </w:t>
+      </w:r>
+      <w:proofErr w:type="spellStart"/>
+      <w:r>
+        <w:rPr>
+          <w:sz w:val="28"/>
+          <w:szCs w:val="28"/>
+        </w:rPr>
+        <w:t>AyurSense</w:t>
+      </w:r>
+      <w:proofErr w:type="spellEnd"/>
+      <w:r>
+        <w:rPr>
+          <w:sz w:val="28"/>
+          <w:szCs w:val="28"/>
+        </w:rPr>
+        <w:t xml:space="preserve"> </w:t>
+      </w:r>
+      <w:proofErr w:type="spellStart"/>
+      <w:r>
+        <w:rPr>
+          <w:sz w:val="28"/>
+          <w:szCs w:val="28"/>
+        </w:rPr>
+        <w:t>analyzes</w:t>
+      </w:r>
+      <w:proofErr w:type="spellEnd"/>
+      <w:r>
+        <w:rPr>
+          <w:sz w:val="28"/>
+          <w:szCs w:val="28"/>
+        </w:rPr>
+        <w:t xml:space="preserve"> user inputs such as symptoms, dosha, and health goals, and provides personalized Ayurvedic recommendations including diet, remedies, and yoga.</w:t>
+      </w:r>
+    </w:p>
+    <w:p>
+      <w:pPr>
+        <w:rPr>
+          <w:sz w:val="28"/>
+          <w:szCs w:val="28"/>
+        </w:rPr>
+      </w:pPr>
+      <w:r>
+        <w:rPr>
+          <w:sz w:val="28"/>
+          <w:szCs w:val="28"/>
+        </w:rPr>
+        <w:lastRenderedPageBreak/>
+        <w:t>This paper was successfully published in an international research journal, which validates the originality and usefulness of our project.</w:t>
+      </w:r>
+    </w:p>
+    <w:p>
+      <w:pPr>
+        <w:rPr>
+          <w:sz w:val="28"/>
+          <w:szCs w:val="28"/>
+        </w:rPr>
+      </w:pPr>
+      <w:r>
+        <w:rPr>
+          <w:sz w:val="28"/>
+          <w:szCs w:val="28"/>
+        </w:rPr>
+        <w:t xml:space="preserve">In conclusion, </w:t>
+      </w:r>
+      <w:proofErr w:type="spellStart"/>
+      <w:r>
+        <w:rPr>
+          <w:sz w:val="28"/>
+          <w:szCs w:val="28"/>
+        </w:rPr>
+        <w:t>AyurSense</w:t>
+      </w:r>
+      <w:proofErr w:type="spellEnd"/>
+      <w:r>
+        <w:rPr>
+          <w:sz w:val="28"/>
+          <w:szCs w:val="28"/>
+        </w:rPr>
+        <w:t xml:space="preserve"> is a personalized Ayurvedic health guidance platform that leverages AI.</w:t>
+      </w:r>
+    </w:p>
+    <w:p>
+      <w:pPr>
+        <w:rPr>
+          <w:sz w:val="28"/>
+          <w:szCs w:val="28"/>
+        </w:rPr>
+      </w:pPr>
+      <w:r>
+        <w:rPr>
+          <w:sz w:val="28"/>
+          <w:szCs w:val="28"/>
+        </w:rPr>
+        <w:t>It successfully bridges the gap between traditional Ayurvedic wisdom and modern digital technology.</w:t>
+      </w:r>
+    </w:p>
+    <w:p>
+      <w:pPr>
+        <w:rPr>
+          <w:sz w:val="28"/>
+          <w:szCs w:val="28"/>
+        </w:rPr>
+      </w:pPr>
+      <w:r>
+        <w:rPr>
+          <w:b/>
+          <w:bCs/>
+          <w:sz w:val="28"/>
+          <w:szCs w:val="28"/>
+        </w:rPr>
+        <w:t>Prashant-</w:t>
+      </w:r>
+      <w:r>
+        <w:rPr>
+          <w:sz w:val="28"/>
+          <w:szCs w:val="28"/>
+        </w:rPr>
+        <w:t xml:space="preserve"> By encouraging users to adopt natural and side-effect free remedies, it reduces over-dependence on chemical-based medicines.</w:t>
+      </w:r>
+    </w:p>
+    <w:p>
+      <w:pPr>
+        <w:rPr>
+          <w:sz w:val="28"/>
+          <w:szCs w:val="28"/>
+        </w:rPr>
+      </w:pPr>
+      <w:r>
+        <w:rPr>
+          <w:sz w:val="28"/>
+          <w:szCs w:val="28"/>
+        </w:rPr>
+        <w:t xml:space="preserve">Through a simple and accessible web application, </w:t>
+      </w:r>
+      <w:proofErr w:type="spellStart"/>
+      <w:r>
+        <w:rPr>
+          <w:sz w:val="28"/>
+          <w:szCs w:val="28"/>
+        </w:rPr>
+        <w:t>AyurSense</w:t>
+      </w:r>
+      <w:proofErr w:type="spellEnd"/>
+      <w:r>
+        <w:rPr>
+          <w:sz w:val="28"/>
+          <w:szCs w:val="28"/>
+        </w:rPr>
+        <w:t xml:space="preserve"> builds awareness and trust in Ayurveda.</w:t>
+      </w:r>
+    </w:p>
+    <w:p>
+      <w:pPr>
+        <w:rPr>
+          <w:sz w:val="28"/>
+          <w:szCs w:val="28"/>
+        </w:rPr>
+      </w:pPr>
+      <w:r>
+        <w:rPr>
+          <w:sz w:val="28"/>
+          <w:szCs w:val="28"/>
+        </w:rPr>
+        <w:t>Looking ahead, the project can be enhanced further with mobile app integration, real-time chat with experts, and multilingual support, making it even more impactful.</w:t>
+      </w:r>
+    </w:p>
+    <w:p>
+      <w:pPr>
+        <w:rPr>
+          <w:sz w:val="28"/>
+          <w:szCs w:val="28"/>
+        </w:rPr>
+      </w:pPr>
+      <w:r>
+        <w:rPr>
+          <w:b/>
+          <w:bCs/>
+          <w:sz w:val="28"/>
+          <w:szCs w:val="28"/>
+        </w:rPr>
+        <w:t>Manya-</w:t>
+      </w:r>
+      <w:r>
+        <w:rPr>
+          <w:sz w:val="28"/>
+          <w:szCs w:val="28"/>
+        </w:rPr>
+        <w:t xml:space="preserve">That concludes our presentation on </w:t>
       </w:r>
       <w:proofErr w:type="spellStart"/>
       <w:r>
@@ -1924,72 +4152,25 @@
         <w:br/>
         <w:t>We look forward to your valuable feedback and suggestions.</w:t>
       </w:r>
-    </w:p>
-    <w:p>
-      <w:pPr>
-        <w:ind w:left="360"/>
-        <w:rPr>
-          <w:sz w:val="28"/>
-          <w:szCs w:val="28"/>
-        </w:rPr>
-      </w:pPr>
-    </w:p>
-    <w:p>
-      <w:pPr>
-        <w:ind w:left="360"/>
-        <w:rPr>
-          <w:sz w:val="28"/>
-          <w:szCs w:val="28"/>
-        </w:rPr>
-      </w:pPr>
-    </w:p>
-    <w:p>
-      <w:pPr>
-        <w:ind w:left="360"/>
-        <w:rPr>
-          <w:sz w:val="28"/>
-          <w:szCs w:val="28"/>
-        </w:rPr>
-      </w:pPr>
-    </w:p>
-    <w:p>
-      <w:pPr>
-        <w:rPr>
-          <w:sz w:val="28"/>
-          <w:szCs w:val="28"/>
-        </w:rPr>
-      </w:pPr>
-    </w:p>
-    <w:p>
-      <w:pPr>
-        <w:rPr>
-          <w:b/>
-          <w:bCs/>
-          <w:sz w:val="28"/>
-          <w:szCs w:val="28"/>
-        </w:rPr>
-      </w:pPr>
-    </w:p>
-    <w:p>
-      <w:pPr>
-        <w:rPr>
-          <w:b/>
-          <w:bCs/>
-          <w:sz w:val="28"/>
-          <w:szCs w:val="28"/>
-        </w:rPr>
-      </w:pPr>
-    </w:p>
-    <w:p>
-      <w:pPr>
-        <w:rPr>
-          <w:b/>
-          <w:bCs/>
-          <w:sz w:val="28"/>
-          <w:szCs w:val="28"/>
-        </w:rPr>
-      </w:pPr>
-    </w:p>
+      <w:r>
+        <w:rPr>
+          <w:sz w:val="28"/>
+          <w:szCs w:val="28"/>
+        </w:rPr>
+        <w:t xml:space="preserve"> </w:t>
+      </w:r>
+    </w:p>
+    <w:p>
+      <w:pPr>
+        <w:rPr>
+          <w:b/>
+          <w:bCs/>
+          <w:sz w:val="28"/>
+          <w:szCs w:val="28"/>
+        </w:rPr>
+      </w:pPr>
+    </w:p>
+    <w:p/>
     <w:sectPr>
       <w:pgSz w:w="11906" w:h="16838"/>
       <w:pgMar w:top="1440" w:right="1440" w:bottom="1440" w:left="1440" w:header="708" w:footer="708" w:gutter="0"/>
@@ -2003,13 +4184,13 @@
 <file path=word/numbering.xml><?xml version="1.0" encoding="utf-8"?>
 <w:numbering xmlns:wpc="http://schemas.microsoft.com/office/word/2010/wordprocessingCanvas" xmlns:cx="http://schemas.microsoft.com/office/drawing/2014/chartex" xmlns:cx1="http://schemas.microsoft.com/office/drawing/2015/9/8/chartex" xmlns:cx2="http://schemas.microsoft.com/office/drawing/2015/10/21/chartex" xmlns:cx3="http://schemas.microsoft.com/office/drawing/2016/5/9/chartex" xmlns:cx4="http://schemas.microsoft.com/office/drawing/2016/5/10/chartex" xmlns:cx5="http://schemas.microsoft.com/office/drawing/2016/5/11/chartex" xmlns:cx6="http://schemas.microsoft.com/office/drawing/2016/5/12/chartex" xmlns:cx7="http://schemas.microsoft.com/office/drawing/2016/5/13/chartex" xmlns:cx8="http://schemas.microsoft.com/office/drawing/2016/5/14/chartex" xmlns:mc="http://schemas.openxmlformats.org/markup-compatibility/2006" xmlns:aink="http://schemas.microsoft.com/office/drawing/2016/ink" xmlns:am3d="http://schemas.microsoft.com/office/drawing/2017/model3d" xmlns:o="urn:schemas-microsoft-com:office:office" xmlns:oel="http://schemas.microsoft.com/office/2019/extlst" xmlns:r="http://schemas.openxmlformats.org/officeDocument/2006/relationships" xmlns:m="http://schemas.openxmlformats.org/officeDocument/2006/math" xmlns:v="urn:schemas-microsoft-com:vml" xmlns:wp14="http://schemas.microsoft.com/office/word/2010/wordprocessingDrawing" xmlns:wp="http://schemas.openxmlformats.org/drawingml/2006/wordprocessingDrawing" xmlns:w10="urn:schemas-microsoft-com:office:word" xmlns:w="http://schemas.openxmlformats.org/wordprocessingml/2006/main" xmlns:w14="http://schemas.microsoft.com/office/word/2010/wordml" xmlns:w15="http://schemas.microsoft.com/office/word/2012/wordml" xmlns:w16cex="http://schemas.microsoft.com/office/word/2018/wordml/cex" xmlns:w16cid="http://schemas.microsoft.com/office/word/2016/wordml/cid" xmlns:w16="http://schemas.microsoft.com/office/word/2018/wordml" xmlns:w16du="http://schemas.microsoft.com/office/word/2023/wordml/word16du" xmlns:w16sdtdh="http://schemas.microsoft.com/office/word/2020/wordml/sdtdatahash" xmlns:w16sdtfl="http://schemas.microsoft.com/office/word/2024/wordml/sdtformatlock" xmlns:w16se="http://schemas.microsoft.com/office/word/2015/wordml/symex" xmlns:wpg="http://schemas.microsoft.com/office/word/2010/wordprocessingGroup" xmlns:wpi="http://schemas.microsoft.com/office/word/2010/wordprocessingInk" xmlns:wne="http://schemas.microsoft.com/office/word/2006/wordml" xmlns:wps="http://schemas.microsoft.com/office/word/2010/wordprocessingShape" mc:Ignorable="w14 w15 w16se w16cid w16 w16cex w16sdtdh w16sdtfl w16du wp14">
   <w:abstractNum w:abstractNumId="0" w15:restartNumberingAfterBreak="0">
-    <w:nsid w:val="30BA0A89"/>
+    <w:nsid w:val="18371BED"/>
     <w:multiLevelType w:val="multilevel"/>
-    <w:tmpl w:val="9CA61CD0"/>
+    <w:tmpl w:val="EE42FC12"/>
     <w:lvl w:ilvl="0">
       <w:start w:val="1"/>
-      <w:numFmt w:val="decimal"/>
-      <w:lvlText w:val="%1."/>
+      <w:numFmt w:val="bullet"/>
+      <w:lvlText w:val=""/>
       <w:lvlJc w:val="left"/>
       <w:pPr>
         <w:tabs>
@@ -2017,11 +4198,15 @@
         </w:tabs>
         <w:ind w:left="720" w:hanging="360"/>
       </w:pPr>
+      <w:rPr>
+        <w:rFonts w:ascii="Symbol" w:hAnsi="Symbol" w:hint="default"/>
+        <w:sz w:val="20"/>
+      </w:rPr>
     </w:lvl>
     <w:lvl w:ilvl="1" w:tentative="1">
       <w:start w:val="1"/>
-      <w:numFmt w:val="decimal"/>
-      <w:lvlText w:val="%2."/>
+      <w:numFmt w:val="bullet"/>
+      <w:lvlText w:val="o"/>
       <w:lvlJc w:val="left"/>
       <w:pPr>
         <w:tabs>
@@ -2029,11 +4214,15 @@
         </w:tabs>
         <w:ind w:left="1440" w:hanging="360"/>
       </w:pPr>
+      <w:rPr>
+        <w:rFonts w:ascii="Courier New" w:hAnsi="Courier New" w:hint="default"/>
+        <w:sz w:val="20"/>
+      </w:rPr>
     </w:lvl>
     <w:lvl w:ilvl="2" w:tentative="1">
       <w:start w:val="1"/>
-      <w:numFmt w:val="decimal"/>
-      <w:lvlText w:val="%3."/>
+      <w:numFmt w:val="bullet"/>
+      <w:lvlText w:val=""/>
       <w:lvlJc w:val="left"/>
       <w:pPr>
         <w:tabs>
@@ -2041,11 +4230,15 @@
         </w:tabs>
         <w:ind w:left="2160" w:hanging="360"/>
       </w:pPr>
+      <w:rPr>
+        <w:rFonts w:ascii="Wingdings" w:hAnsi="Wingdings" w:hint="default"/>
+        <w:sz w:val="20"/>
+      </w:rPr>
     </w:lvl>
     <w:lvl w:ilvl="3" w:tentative="1">
       <w:start w:val="1"/>
-      <w:numFmt w:val="decimal"/>
-      <w:lvlText w:val="%4."/>
+      <w:numFmt w:val="bullet"/>
+      <w:lvlText w:val=""/>
       <w:lvlJc w:val="left"/>
       <w:pPr>
         <w:tabs>
@@ -2053,11 +4246,15 @@
         </w:tabs>
         <w:ind w:left="2880" w:hanging="360"/>
       </w:pPr>
+      <w:rPr>
+        <w:rFonts w:ascii="Wingdings" w:hAnsi="Wingdings" w:hint="default"/>
+        <w:sz w:val="20"/>
+      </w:rPr>
     </w:lvl>
     <w:lvl w:ilvl="4" w:tentative="1">
       <w:start w:val="1"/>
-      <w:numFmt w:val="decimal"/>
-      <w:lvlText w:val="%5."/>
+      <w:numFmt w:val="bullet"/>
+      <w:lvlText w:val=""/>
       <w:lvlJc w:val="left"/>
       <w:pPr>
         <w:tabs>
@@ -2065,11 +4262,15 @@
         </w:tabs>
         <w:ind w:left="3600" w:hanging="360"/>
       </w:pPr>
+      <w:rPr>
+        <w:rFonts w:ascii="Wingdings" w:hAnsi="Wingdings" w:hint="default"/>
+        <w:sz w:val="20"/>
+      </w:rPr>
     </w:lvl>
     <w:lvl w:ilvl="5" w:tentative="1">
       <w:start w:val="1"/>
-      <w:numFmt w:val="decimal"/>
-      <w:lvlText w:val="%6."/>
+      <w:numFmt w:val="bullet"/>
+      <w:lvlText w:val=""/>
       <w:lvlJc w:val="left"/>
       <w:pPr>
         <w:tabs>
@@ -2077,11 +4278,15 @@
         </w:tabs>
         <w:ind w:left="4320" w:hanging="360"/>
       </w:pPr>
+      <w:rPr>
+        <w:rFonts w:ascii="Wingdings" w:hAnsi="Wingdings" w:hint="default"/>
+        <w:sz w:val="20"/>
+      </w:rPr>
     </w:lvl>
     <w:lvl w:ilvl="6" w:tentative="1">
       <w:start w:val="1"/>
-      <w:numFmt w:val="decimal"/>
-      <w:lvlText w:val="%7."/>
+      <w:numFmt w:val="bullet"/>
+      <w:lvlText w:val=""/>
       <w:lvlJc w:val="left"/>
       <w:pPr>
         <w:tabs>
@@ -2089,11 +4294,15 @@
         </w:tabs>
         <w:ind w:left="5040" w:hanging="360"/>
       </w:pPr>
+      <w:rPr>
+        <w:rFonts w:ascii="Wingdings" w:hAnsi="Wingdings" w:hint="default"/>
+        <w:sz w:val="20"/>
+      </w:rPr>
     </w:lvl>
     <w:lvl w:ilvl="7" w:tentative="1">
       <w:start w:val="1"/>
-      <w:numFmt w:val="decimal"/>
-      <w:lvlText w:val="%8."/>
+      <w:numFmt w:val="bullet"/>
+      <w:lvlText w:val=""/>
       <w:lvlJc w:val="left"/>
       <w:pPr>
         <w:tabs>
@@ -2101,11 +4310,15 @@
         </w:tabs>
         <w:ind w:left="5760" w:hanging="360"/>
       </w:pPr>
+      <w:rPr>
+        <w:rFonts w:ascii="Wingdings" w:hAnsi="Wingdings" w:hint="default"/>
+        <w:sz w:val="20"/>
+      </w:rPr>
     </w:lvl>
     <w:lvl w:ilvl="8" w:tentative="1">
       <w:start w:val="1"/>
-      <w:numFmt w:val="decimal"/>
-      <w:lvlText w:val="%9."/>
+      <w:numFmt w:val="bullet"/>
+      <w:lvlText w:val=""/>
       <w:lvlJc w:val="left"/>
       <w:pPr>
         <w:tabs>
@@ -2113,16 +4326,20 @@
         </w:tabs>
         <w:ind w:left="6480" w:hanging="360"/>
       </w:pPr>
+      <w:rPr>
+        <w:rFonts w:ascii="Wingdings" w:hAnsi="Wingdings" w:hint="default"/>
+        <w:sz w:val="20"/>
+      </w:rPr>
     </w:lvl>
   </w:abstractNum>
   <w:abstractNum w:abstractNumId="1" w15:restartNumberingAfterBreak="0">
-    <w:nsid w:val="4309669E"/>
+    <w:nsid w:val="2C41648E"/>
     <w:multiLevelType w:val="multilevel"/>
-    <w:tmpl w:val="0898224C"/>
+    <w:tmpl w:val="C7A49710"/>
     <w:lvl w:ilvl="0">
       <w:start w:val="1"/>
-      <w:numFmt w:val="decimal"/>
-      <w:lvlText w:val="%1."/>
+      <w:numFmt w:val="bullet"/>
+      <w:lvlText w:val=""/>
       <w:lvlJc w:val="left"/>
       <w:pPr>
         <w:tabs>
@@ -2130,11 +4347,15 @@
         </w:tabs>
         <w:ind w:left="720" w:hanging="360"/>
       </w:pPr>
+      <w:rPr>
+        <w:rFonts w:ascii="Symbol" w:hAnsi="Symbol" w:hint="default"/>
+        <w:sz w:val="20"/>
+      </w:rPr>
     </w:lvl>
-    <w:lvl w:ilvl="1" w:tentative="1">
+    <w:lvl w:ilvl="1">
       <w:start w:val="1"/>
-      <w:numFmt w:val="decimal"/>
-      <w:lvlText w:val="%2."/>
+      <w:numFmt w:val="bullet"/>
+      <w:lvlText w:val="o"/>
       <w:lvlJc w:val="left"/>
       <w:pPr>
         <w:tabs>
@@ -2142,11 +4363,160 @@
         </w:tabs>
         <w:ind w:left="1440" w:hanging="360"/>
       </w:pPr>
+      <w:rPr>
+        <w:rFonts w:ascii="Courier New" w:hAnsi="Courier New" w:hint="default"/>
+        <w:sz w:val="20"/>
+      </w:rPr>
+    </w:lvl>
+    <w:lvl w:ilvl="2">
+      <w:start w:val="6"/>
+      <w:numFmt w:val="decimal"/>
+      <w:lvlText w:val="%3."/>
+      <w:lvlJc w:val="left"/>
+      <w:pPr>
+        <w:ind w:left="2160" w:hanging="360"/>
+      </w:pPr>
+      <w:rPr>
+        <w:rFonts w:hint="default"/>
+      </w:rPr>
+    </w:lvl>
+    <w:lvl w:ilvl="3" w:tentative="1">
+      <w:start w:val="1"/>
+      <w:numFmt w:val="bullet"/>
+      <w:lvlText w:val=""/>
+      <w:lvlJc w:val="left"/>
+      <w:pPr>
+        <w:tabs>
+          <w:tab w:val="num" w:pos="2880"/>
+        </w:tabs>
+        <w:ind w:left="2880" w:hanging="360"/>
+      </w:pPr>
+      <w:rPr>
+        <w:rFonts w:ascii="Wingdings" w:hAnsi="Wingdings" w:hint="default"/>
+        <w:sz w:val="20"/>
+      </w:rPr>
+    </w:lvl>
+    <w:lvl w:ilvl="4" w:tentative="1">
+      <w:start w:val="1"/>
+      <w:numFmt w:val="bullet"/>
+      <w:lvlText w:val=""/>
+      <w:lvlJc w:val="left"/>
+      <w:pPr>
+        <w:tabs>
+          <w:tab w:val="num" w:pos="3600"/>
+        </w:tabs>
+        <w:ind w:left="3600" w:hanging="360"/>
+      </w:pPr>
+      <w:rPr>
+        <w:rFonts w:ascii="Wingdings" w:hAnsi="Wingdings" w:hint="default"/>
+        <w:sz w:val="20"/>
+      </w:rPr>
+    </w:lvl>
+    <w:lvl w:ilvl="5" w:tentative="1">
+      <w:start w:val="1"/>
+      <w:numFmt w:val="bullet"/>
+      <w:lvlText w:val=""/>
+      <w:lvlJc w:val="left"/>
+      <w:pPr>
+        <w:tabs>
+          <w:tab w:val="num" w:pos="4320"/>
+        </w:tabs>
+        <w:ind w:left="4320" w:hanging="360"/>
+      </w:pPr>
+      <w:rPr>
+        <w:rFonts w:ascii="Wingdings" w:hAnsi="Wingdings" w:hint="default"/>
+        <w:sz w:val="20"/>
+      </w:rPr>
+    </w:lvl>
+    <w:lvl w:ilvl="6" w:tentative="1">
+      <w:start w:val="1"/>
+      <w:numFmt w:val="bullet"/>
+      <w:lvlText w:val=""/>
+      <w:lvlJc w:val="left"/>
+      <w:pPr>
+        <w:tabs>
+          <w:tab w:val="num" w:pos="5040"/>
+        </w:tabs>
+        <w:ind w:left="5040" w:hanging="360"/>
+      </w:pPr>
+      <w:rPr>
+        <w:rFonts w:ascii="Wingdings" w:hAnsi="Wingdings" w:hint="default"/>
+        <w:sz w:val="20"/>
+      </w:rPr>
+    </w:lvl>
+    <w:lvl w:ilvl="7" w:tentative="1">
+      <w:start w:val="1"/>
+      <w:numFmt w:val="bullet"/>
+      <w:lvlText w:val=""/>
+      <w:lvlJc w:val="left"/>
+      <w:pPr>
+        <w:tabs>
+          <w:tab w:val="num" w:pos="5760"/>
+        </w:tabs>
+        <w:ind w:left="5760" w:hanging="360"/>
+      </w:pPr>
+      <w:rPr>
+        <w:rFonts w:ascii="Wingdings" w:hAnsi="Wingdings" w:hint="default"/>
+        <w:sz w:val="20"/>
+      </w:rPr>
+    </w:lvl>
+    <w:lvl w:ilvl="8" w:tentative="1">
+      <w:start w:val="1"/>
+      <w:numFmt w:val="bullet"/>
+      <w:lvlText w:val=""/>
+      <w:lvlJc w:val="left"/>
+      <w:pPr>
+        <w:tabs>
+          <w:tab w:val="num" w:pos="6480"/>
+        </w:tabs>
+        <w:ind w:left="6480" w:hanging="360"/>
+      </w:pPr>
+      <w:rPr>
+        <w:rFonts w:ascii="Wingdings" w:hAnsi="Wingdings" w:hint="default"/>
+        <w:sz w:val="20"/>
+      </w:rPr>
+    </w:lvl>
+  </w:abstractNum>
+  <w:abstractNum w:abstractNumId="2" w15:restartNumberingAfterBreak="0">
+    <w:nsid w:val="4FB643A0"/>
+    <w:multiLevelType w:val="multilevel"/>
+    <w:tmpl w:val="2E9A5104"/>
+    <w:lvl w:ilvl="0">
+      <w:start w:val="1"/>
+      <w:numFmt w:val="bullet"/>
+      <w:lvlText w:val=""/>
+      <w:lvlJc w:val="left"/>
+      <w:pPr>
+        <w:tabs>
+          <w:tab w:val="num" w:pos="720"/>
+        </w:tabs>
+        <w:ind w:left="720" w:hanging="360"/>
+      </w:pPr>
+      <w:rPr>
+        <w:rFonts w:ascii="Symbol" w:hAnsi="Symbol" w:hint="default"/>
+        <w:sz w:val="20"/>
+      </w:rPr>
+    </w:lvl>
+    <w:lvl w:ilvl="1" w:tentative="1">
+      <w:start w:val="1"/>
+      <w:numFmt w:val="bullet"/>
+      <w:lvlText w:val="o"/>
+      <w:lvlJc w:val="left"/>
+      <w:pPr>
+        <w:tabs>
+          <w:tab w:val="num" w:pos="1440"/>
+        </w:tabs>
+        <w:ind w:left="1440" w:hanging="360"/>
+      </w:pPr>
+      <w:rPr>
+        <w:rFonts w:ascii="Courier New" w:hAnsi="Courier New" w:hint="default"/>
+        <w:sz w:val="20"/>
+      </w:rPr>
     </w:lvl>
     <w:lvl w:ilvl="2" w:tentative="1">
       <w:start w:val="1"/>
-      <w:numFmt w:val="decimal"/>
-      <w:lvlText w:val="%3."/>
+      <w:numFmt w:val="bullet"/>
+      <w:lvlText w:val=""/>
       <w:lvlJc w:val="left"/>
       <w:pPr>
         <w:tabs>
@@ -2154,11 +4524,15 @@
         </w:tabs>
         <w:ind w:left="2160" w:hanging="360"/>
       </w:pPr>
+      <w:rPr>
+        <w:rFonts w:ascii="Wingdings" w:hAnsi="Wingdings" w:hint="default"/>
+        <w:sz w:val="20"/>
+      </w:rPr>
     </w:lvl>
     <w:lvl w:ilvl="3" w:tentative="1">
       <w:start w:val="1"/>
-      <w:numFmt w:val="decimal"/>
-      <w:lvlText w:val="%4."/>
+      <w:numFmt w:val="bullet"/>
+      <w:lvlText w:val=""/>
       <w:lvlJc w:val="left"/>
       <w:pPr>
         <w:tabs>
@@ -2166,11 +4540,15 @@
         </w:tabs>
         <w:ind w:left="2880" w:hanging="360"/>
       </w:pPr>
+      <w:rPr>
+        <w:rFonts w:ascii="Wingdings" w:hAnsi="Wingdings" w:hint="default"/>
+        <w:sz w:val="20"/>
+      </w:rPr>
     </w:lvl>
     <w:lvl w:ilvl="4" w:tentative="1">
       <w:start w:val="1"/>
-      <w:numFmt w:val="decimal"/>
-      <w:lvlText w:val="%5."/>
+      <w:numFmt w:val="bullet"/>
+      <w:lvlText w:val=""/>
       <w:lvlJc w:val="left"/>
       <w:pPr>
         <w:tabs>
@@ -2178,11 +4556,15 @@
         </w:tabs>
         <w:ind w:left="3600" w:hanging="360"/>
       </w:pPr>
+      <w:rPr>
+        <w:rFonts w:ascii="Wingdings" w:hAnsi="Wingdings" w:hint="default"/>
+        <w:sz w:val="20"/>
+      </w:rPr>
     </w:lvl>
     <w:lvl w:ilvl="5" w:tentative="1">
       <w:start w:val="1"/>
-      <w:numFmt w:val="decimal"/>
-      <w:lvlText w:val="%6."/>
+      <w:numFmt w:val="bullet"/>
+      <w:lvlText w:val=""/>
       <w:lvlJc w:val="left"/>
       <w:pPr>
         <w:tabs>
@@ -2190,11 +4572,15 @@
         </w:tabs>
         <w:ind w:left="4320" w:hanging="360"/>
       </w:pPr>
+      <w:rPr>
+        <w:rFonts w:ascii="Wingdings" w:hAnsi="Wingdings" w:hint="default"/>
+        <w:sz w:val="20"/>
+      </w:rPr>
     </w:lvl>
     <w:lvl w:ilvl="6" w:tentative="1">
       <w:start w:val="1"/>
-      <w:numFmt w:val="decimal"/>
-      <w:lvlText w:val="%7."/>
+      <w:numFmt w:val="bullet"/>
+      <w:lvlText w:val=""/>
       <w:lvlJc w:val="left"/>
       <w:pPr>
         <w:tabs>
@@ -2202,11 +4588,15 @@
         </w:tabs>
         <w:ind w:left="5040" w:hanging="360"/>
       </w:pPr>
+      <w:rPr>
+        <w:rFonts w:ascii="Wingdings" w:hAnsi="Wingdings" w:hint="default"/>
+        <w:sz w:val="20"/>
+      </w:rPr>
     </w:lvl>
     <w:lvl w:ilvl="7" w:tentative="1">
       <w:start w:val="1"/>
-      <w:numFmt w:val="decimal"/>
-      <w:lvlText w:val="%8."/>
+      <w:numFmt w:val="bullet"/>
+      <w:lvlText w:val=""/>
       <w:lvlJc w:val="left"/>
       <w:pPr>
         <w:tabs>
@@ -2214,11 +4604,15 @@
         </w:tabs>
         <w:ind w:left="5760" w:hanging="360"/>
       </w:pPr>
+      <w:rPr>
+        <w:rFonts w:ascii="Wingdings" w:hAnsi="Wingdings" w:hint="default"/>
+        <w:sz w:val="20"/>
+      </w:rPr>
     </w:lvl>
     <w:lvl w:ilvl="8" w:tentative="1">
       <w:start w:val="1"/>
-      <w:numFmt w:val="decimal"/>
-      <w:lvlText w:val="%9."/>
+      <w:numFmt w:val="bullet"/>
+      <w:lvlText w:val=""/>
       <w:lvlJc w:val="left"/>
       <w:pPr>
         <w:tabs>
@@ -2226,9 +4620,13 @@
         </w:tabs>
         <w:ind w:left="6480" w:hanging="360"/>
       </w:pPr>
+      <w:rPr>
+        <w:rFonts w:ascii="Wingdings" w:hAnsi="Wingdings" w:hint="default"/>
+        <w:sz w:val="20"/>
+      </w:rPr>
     </w:lvl>
   </w:abstractNum>
-  <w:abstractNum w:abstractNumId="2" w15:restartNumberingAfterBreak="0">
+  <w:abstractNum w:abstractNumId="3" w15:restartNumberingAfterBreak="0">
     <w:nsid w:val="53511DEA"/>
     <w:multiLevelType w:val="hybridMultilevel"/>
     <w:tmpl w:val="FFB200DE"/>
@@ -2317,96 +4715,273 @@
       </w:pPr>
     </w:lvl>
   </w:abstractNum>
-  <w:abstractNum w:abstractNumId="3" w15:restartNumberingAfterBreak="0">
-    <w:nsid w:val="68974320"/>
-    <w:multiLevelType w:val="hybridMultilevel"/>
-    <w:tmpl w:val="92B6B6D4"/>
-    <w:lvl w:ilvl="0" w:tplc="4009000F">
-      <w:start w:val="5"/>
+  <w:abstractNum w:abstractNumId="4" w15:restartNumberingAfterBreak="0">
+    <w:nsid w:val="59DA4F75"/>
+    <w:multiLevelType w:val="multilevel"/>
+    <w:tmpl w:val="F5BCC918"/>
+    <w:lvl w:ilvl="0">
+      <w:start w:val="1"/>
       <w:numFmt w:val="decimal"/>
       <w:lvlText w:val="%1."/>
       <w:lvlJc w:val="left"/>
       <w:pPr>
+        <w:tabs>
+          <w:tab w:val="num" w:pos="720"/>
+        </w:tabs>
         <w:ind w:left="720" w:hanging="360"/>
       </w:pPr>
+    </w:lvl>
+    <w:lvl w:ilvl="1">
+      <w:start w:val="1"/>
+      <w:numFmt w:val="bullet"/>
+      <w:lvlText w:val="o"/>
+      <w:lvlJc w:val="left"/>
+      <w:pPr>
+        <w:tabs>
+          <w:tab w:val="num" w:pos="1440"/>
+        </w:tabs>
+        <w:ind w:left="1440" w:hanging="360"/>
+      </w:pPr>
       <w:rPr>
-        <w:rFonts w:hint="default"/>
+        <w:rFonts w:ascii="Courier New" w:hAnsi="Courier New" w:hint="default"/>
+        <w:sz w:val="20"/>
       </w:rPr>
     </w:lvl>
-    <w:lvl w:ilvl="1" w:tplc="40090019" w:tentative="1">
+    <w:lvl w:ilvl="2" w:tentative="1">
       <w:start w:val="1"/>
-      <w:numFmt w:val="lowerLetter"/>
-      <w:lvlText w:val="%2."/>
+      <w:numFmt w:val="decimal"/>
+      <w:lvlText w:val="%3."/>
       <w:lvlJc w:val="left"/>
       <w:pPr>
-        <w:ind w:left="1440" w:hanging="360"/>
+        <w:tabs>
+          <w:tab w:val="num" w:pos="2160"/>
+        </w:tabs>
+        <w:ind w:left="2160" w:hanging="360"/>
       </w:pPr>
     </w:lvl>
-    <w:lvl w:ilvl="2" w:tplc="4009001B" w:tentative="1">
-      <w:start w:val="1"/>
-      <w:numFmt w:val="lowerRoman"/>
-      <w:lvlText w:val="%3."/>
-      <w:lvlJc w:val="right"/>
-      <w:pPr>
-        <w:ind w:left="2160" w:hanging="180"/>
-      </w:pPr>
-    </w:lvl>
-    <w:lvl w:ilvl="3" w:tplc="4009000F" w:tentative="1">
+    <w:lvl w:ilvl="3" w:tentative="1">
       <w:start w:val="1"/>
       <w:numFmt w:val="decimal"/>
       <w:lvlText w:val="%4."/>
       <w:lvlJc w:val="left"/>
       <w:pPr>
+        <w:tabs>
+          <w:tab w:val="num" w:pos="2880"/>
+        </w:tabs>
         <w:ind w:left="2880" w:hanging="360"/>
       </w:pPr>
     </w:lvl>
-    <w:lvl w:ilvl="4" w:tplc="40090019" w:tentative="1">
+    <w:lvl w:ilvl="4" w:tentative="1">
       <w:start w:val="1"/>
-      <w:numFmt w:val="lowerLetter"/>
+      <w:numFmt w:val="decimal"/>
       <w:lvlText w:val="%5."/>
       <w:lvlJc w:val="left"/>
       <w:pPr>
+        <w:tabs>
+          <w:tab w:val="num" w:pos="3600"/>
+        </w:tabs>
         <w:ind w:left="3600" w:hanging="360"/>
       </w:pPr>
     </w:lvl>
-    <w:lvl w:ilvl="5" w:tplc="4009001B" w:tentative="1">
+    <w:lvl w:ilvl="5" w:tentative="1">
       <w:start w:val="1"/>
-      <w:numFmt w:val="lowerRoman"/>
+      <w:numFmt w:val="decimal"/>
       <w:lvlText w:val="%6."/>
-      <w:lvlJc w:val="right"/>
-      <w:pPr>
-        <w:ind w:left="4320" w:hanging="180"/>
+      <w:lvlJc w:val="left"/>
+      <w:pPr>
+        <w:tabs>
+          <w:tab w:val="num" w:pos="4320"/>
+        </w:tabs>
+        <w:ind w:left="4320" w:hanging="360"/>
       </w:pPr>
     </w:lvl>
-    <w:lvl w:ilvl="6" w:tplc="4009000F" w:tentative="1">
+    <w:lvl w:ilvl="6" w:tentative="1">
       <w:start w:val="1"/>
       <w:numFmt w:val="decimal"/>
       <w:lvlText w:val="%7."/>
       <w:lvlJc w:val="left"/>
       <w:pPr>
+        <w:tabs>
+          <w:tab w:val="num" w:pos="5040"/>
+        </w:tabs>
         <w:ind w:left="5040" w:hanging="360"/>
       </w:pPr>
     </w:lvl>
-    <w:lvl w:ilvl="7" w:tplc="40090019" w:tentative="1">
+    <w:lvl w:ilvl="7" w:tentative="1">
       <w:start w:val="1"/>
-      <w:numFmt w:val="lowerLetter"/>
+      <w:numFmt w:val="decimal"/>
       <w:lvlText w:val="%8."/>
       <w:lvlJc w:val="left"/>
       <w:pPr>
+        <w:tabs>
+          <w:tab w:val="num" w:pos="5760"/>
+        </w:tabs>
         <w:ind w:left="5760" w:hanging="360"/>
       </w:pPr>
     </w:lvl>
-    <w:lvl w:ilvl="8" w:tplc="4009001B" w:tentative="1">
+    <w:lvl w:ilvl="8" w:tentative="1">
       <w:start w:val="1"/>
-      <w:numFmt w:val="lowerRoman"/>
+      <w:numFmt w:val="decimal"/>
       <w:lvlText w:val="%9."/>
-      <w:lvlJc w:val="right"/>
-      <w:pPr>
-        <w:ind w:left="6480" w:hanging="180"/>
+      <w:lvlJc w:val="left"/>
+      <w:pPr>
+        <w:tabs>
+          <w:tab w:val="num" w:pos="6480"/>
+        </w:tabs>
+        <w:ind w:left="6480" w:hanging="360"/>
       </w:pPr>
     </w:lvl>
   </w:abstractNum>
-  <w:abstractNum w:abstractNumId="4" w15:restartNumberingAfterBreak="0">
+  <w:abstractNum w:abstractNumId="5" w15:restartNumberingAfterBreak="0">
+    <w:nsid w:val="5F27371C"/>
+    <w:multiLevelType w:val="multilevel"/>
+    <w:tmpl w:val="EE6EAF6A"/>
+    <w:lvl w:ilvl="0">
+      <w:start w:val="1"/>
+      <w:numFmt w:val="bullet"/>
+      <w:lvlText w:val=""/>
+      <w:lvlJc w:val="left"/>
+      <w:pPr>
+        <w:tabs>
+          <w:tab w:val="num" w:pos="720"/>
+        </w:tabs>
+        <w:ind w:left="720" w:hanging="360"/>
+      </w:pPr>
+      <w:rPr>
+        <w:rFonts w:ascii="Symbol" w:hAnsi="Symbol" w:hint="default"/>
+        <w:sz w:val="20"/>
+      </w:rPr>
+    </w:lvl>
+    <w:lvl w:ilvl="1" w:tentative="1">
+      <w:start w:val="1"/>
+      <w:numFmt w:val="bullet"/>
+      <w:lvlText w:val="o"/>
+      <w:lvlJc w:val="left"/>
+      <w:pPr>
+        <w:tabs>
+          <w:tab w:val="num" w:pos="1440"/>
+        </w:tabs>
+        <w:ind w:left="1440" w:hanging="360"/>
+      </w:pPr>
+      <w:rPr>
+        <w:rFonts w:ascii="Courier New" w:hAnsi="Courier New" w:hint="default"/>
+        <w:sz w:val="20"/>
+      </w:rPr>
+    </w:lvl>
+    <w:lvl w:ilvl="2" w:tentative="1">
+      <w:start w:val="1"/>
+      <w:numFmt w:val="bullet"/>
+      <w:lvlText w:val=""/>
+      <w:lvlJc w:val="left"/>
+      <w:pPr>
+        <w:tabs>
+          <w:tab w:val="num" w:pos="2160"/>
+        </w:tabs>
+        <w:ind w:left="2160" w:hanging="360"/>
+      </w:pPr>
+      <w:rPr>
+        <w:rFonts w:ascii="Wingdings" w:hAnsi="Wingdings" w:hint="default"/>
+        <w:sz w:val="20"/>
+      </w:rPr>
+    </w:lvl>
+    <w:lvl w:ilvl="3" w:tentative="1">
+      <w:start w:val="1"/>
+      <w:numFmt w:val="bullet"/>
+      <w:lvlText w:val=""/>
+      <w:lvlJc w:val="left"/>
+      <w:pPr>
+        <w:tabs>
+          <w:tab w:val="num" w:pos="2880"/>
+        </w:tabs>
+        <w:ind w:left="2880" w:hanging="360"/>
+      </w:pPr>
+      <w:rPr>
+        <w:rFonts w:ascii="Wingdings" w:hAnsi="Wingdings" w:hint="default"/>
+        <w:sz w:val="20"/>
+      </w:rPr>
+    </w:lvl>
+    <w:lvl w:ilvl="4" w:tentative="1">
+      <w:start w:val="1"/>
+      <w:numFmt w:val="bullet"/>
+      <w:lvlText w:val=""/>
+      <w:lvlJc w:val="left"/>
+      <w:pPr>
+        <w:tabs>
+          <w:tab w:val="num" w:pos="3600"/>
+        </w:tabs>
+        <w:ind w:left="3600" w:hanging="360"/>
+      </w:pPr>
+      <w:rPr>
+        <w:rFonts w:ascii="Wingdings" w:hAnsi="Wingdings" w:hint="default"/>
+        <w:sz w:val="20"/>
+      </w:rPr>
+    </w:lvl>
+    <w:lvl w:ilvl="5" w:tentative="1">
+      <w:start w:val="1"/>
+      <w:numFmt w:val="bullet"/>
+      <w:lvlText w:val=""/>
+      <w:lvlJc w:val="left"/>
+      <w:pPr>
+        <w:tabs>
+          <w:tab w:val="num" w:pos="4320"/>
+        </w:tabs>
+        <w:ind w:left="4320" w:hanging="360"/>
+      </w:pPr>
+      <w:rPr>
+        <w:rFonts w:ascii="Wingdings" w:hAnsi="Wingdings" w:hint="default"/>
+        <w:sz w:val="20"/>
+      </w:rPr>
+    </w:lvl>
+    <w:lvl w:ilvl="6" w:tentative="1">
+      <w:start w:val="1"/>
+      <w:numFmt w:val="bullet"/>
+      <w:lvlText w:val=""/>
+      <w:lvlJc w:val="left"/>
+      <w:pPr>
+        <w:tabs>
+          <w:tab w:val="num" w:pos="5040"/>
+        </w:tabs>
+        <w:ind w:left="5040" w:hanging="360"/>
+      </w:pPr>
+      <w:rPr>
+        <w:rFonts w:ascii="Wingdings" w:hAnsi="Wingdings" w:hint="default"/>
+        <w:sz w:val="20"/>
+      </w:rPr>
+    </w:lvl>
+    <w:lvl w:ilvl="7" w:tentative="1">
+      <w:start w:val="1"/>
+      <w:numFmt w:val="bullet"/>
+      <w:lvlText w:val=""/>
+      <w:lvlJc w:val="left"/>
+      <w:pPr>
+        <w:tabs>
+          <w:tab w:val="num" w:pos="5760"/>
+        </w:tabs>
+        <w:ind w:left="5760" w:hanging="360"/>
+      </w:pPr>
+      <w:rPr>
+        <w:rFonts w:ascii="Wingdings" w:hAnsi="Wingdings" w:hint="default"/>
+        <w:sz w:val="20"/>
+      </w:rPr>
+    </w:lvl>
+    <w:lvl w:ilvl="8" w:tentative="1">
+      <w:start w:val="1"/>
+      <w:numFmt w:val="bullet"/>
+      <w:lvlText w:val=""/>
+      <w:lvlJc w:val="left"/>
+      <w:pPr>
+        <w:tabs>
+          <w:tab w:val="num" w:pos="6480"/>
+        </w:tabs>
+        <w:ind w:left="6480" w:hanging="360"/>
+      </w:pPr>
+      <w:rPr>
+        <w:rFonts w:ascii="Wingdings" w:hAnsi="Wingdings" w:hint="default"/>
+        <w:sz w:val="20"/>
+      </w:rPr>
+    </w:lvl>
+  </w:abstractNum>
+  <w:abstractNum w:abstractNumId="6" w15:restartNumberingAfterBreak="0">
     <w:nsid w:val="69BA6128"/>
     <w:multiLevelType w:val="multilevel"/>
     <w:tmpl w:val="F7808C50"/>
@@ -2519,20 +5094,26 @@
       </w:pPr>
     </w:lvl>
   </w:abstractNum>
-  <w:num w:numId="1" w16cid:durableId="1659726163">
-    <w:abstractNumId w:val="0"/>
+  <w:num w:numId="1" w16cid:durableId="1058285849">
+    <w:abstractNumId w:val="6"/>
   </w:num>
-  <w:num w:numId="2" w16cid:durableId="128018209">
+  <w:num w:numId="2" w16cid:durableId="1973628990">
+    <w:abstractNumId w:val="3"/>
+  </w:num>
+  <w:num w:numId="3" w16cid:durableId="1284731216">
     <w:abstractNumId w:val="1"/>
   </w:num>
-  <w:num w:numId="3" w16cid:durableId="1331178553">
-    <w:abstractNumId w:val="3"/>
+  <w:num w:numId="4" w16cid:durableId="1105228169">
+    <w:abstractNumId w:val="2"/>
   </w:num>
-  <w:num w:numId="4" w16cid:durableId="1058285849">
+  <w:num w:numId="5" w16cid:durableId="335839156">
     <w:abstractNumId w:val="4"/>
   </w:num>
-  <w:num w:numId="5" w16cid:durableId="1973628990">
-    <w:abstractNumId w:val="2"/>
+  <w:num w:numId="6" w16cid:durableId="2063360841">
+    <w:abstractNumId w:val="5"/>
+  </w:num>
+  <w:num w:numId="7" w16cid:durableId="2101490075">
+    <w:abstractNumId w:val="0"/>
   </w:num>
 </w:numbering>
 </file>
@@ -2937,6 +5518,7 @@
   <w:style w:type="paragraph" w:default="1" w:styleId="Normal">
     <w:name w:val="Normal"/>
     <w:qFormat/>
+    <w:rsid w:val="00AB5620"/>
   </w:style>
   <w:style w:type="paragraph" w:styleId="Heading1">
     <w:name w:val="heading 1"/>
@@ -2945,7 +5527,7 @@
     <w:link w:val="Heading1Char"/>
     <w:uiPriority w:val="9"/>
     <w:qFormat/>
-    <w:rsid w:val="006E4A29"/>
+    <w:rsid w:val="00AB5620"/>
     <w:pPr>
       <w:keepNext/>
       <w:keepLines/>
@@ -2968,7 +5550,7 @@
     <w:semiHidden/>
     <w:unhideWhenUsed/>
     <w:qFormat/>
-    <w:rsid w:val="006E4A29"/>
+    <w:rsid w:val="00AB5620"/>
     <w:pPr>
       <w:keepNext/>
       <w:keepLines/>
@@ -2991,7 +5573,7 @@
     <w:semiHidden/>
     <w:unhideWhenUsed/>
     <w:qFormat/>
-    <w:rsid w:val="006E4A29"/>
+    <w:rsid w:val="00AB5620"/>
     <w:pPr>
       <w:keepNext/>
       <w:keepLines/>
@@ -3014,7 +5596,7 @@
     <w:semiHidden/>
     <w:unhideWhenUsed/>
     <w:qFormat/>
-    <w:rsid w:val="006E4A29"/>
+    <w:rsid w:val="00AB5620"/>
     <w:pPr>
       <w:keepNext/>
       <w:keepLines/>
@@ -3037,7 +5619,7 @@
     <w:semiHidden/>
     <w:unhideWhenUsed/>
     <w:qFormat/>
-    <w:rsid w:val="006E4A29"/>
+    <w:rsid w:val="00AB5620"/>
     <w:pPr>
       <w:keepNext/>
       <w:keepLines/>
@@ -3058,7 +5640,7 @@
     <w:semiHidden/>
     <w:unhideWhenUsed/>
     <w:qFormat/>
-    <w:rsid w:val="006E4A29"/>
+    <w:rsid w:val="00AB5620"/>
     <w:pPr>
       <w:keepNext/>
       <w:keepLines/>
@@ -3081,7 +5663,7 @@
     <w:semiHidden/>
     <w:unhideWhenUsed/>
     <w:qFormat/>
-    <w:rsid w:val="006E4A29"/>
+    <w:rsid w:val="00AB5620"/>
     <w:pPr>
       <w:keepNext/>
       <w:keepLines/>
@@ -3102,7 +5684,7 @@
     <w:semiHidden/>
     <w:unhideWhenUsed/>
     <w:qFormat/>
-    <w:rsid w:val="006E4A29"/>
+    <w:rsid w:val="00AB5620"/>
     <w:pPr>
       <w:keepNext/>
       <w:keepLines/>
@@ -3125,7 +5707,7 @@
     <w:semiHidden/>
     <w:unhideWhenUsed/>
     <w:qFormat/>
-    <w:rsid w:val="006E4A29"/>
+    <w:rsid w:val="00AB5620"/>
     <w:pPr>
       <w:keepNext/>
       <w:keepLines/>
@@ -3140,6 +5722,7 @@
   <w:style w:type="character" w:default="1" w:styleId="DefaultParagraphFont">
     <w:name w:val="Default Paragraph Font"/>
     <w:uiPriority w:val="1"/>
+    <w:semiHidden/>
     <w:unhideWhenUsed/>
   </w:style>
   <w:style w:type="table" w:default="1" w:styleId="TableNormal">
@@ -3168,7 +5751,7 @@
     <w:basedOn w:val="DefaultParagraphFont"/>
     <w:link w:val="Heading1"/>
     <w:uiPriority w:val="9"/>
-    <w:rsid w:val="006E4A29"/>
+    <w:rsid w:val="00AB5620"/>
     <w:rPr>
       <w:rFonts w:asciiTheme="majorHAnsi" w:eastAsiaTheme="majorEastAsia" w:hAnsiTheme="majorHAnsi" w:cstheme="majorBidi"/>
       <w:color w:val="2F5496" w:themeColor="accent1" w:themeShade="BF"/>
@@ -3182,7 +5765,7 @@
     <w:link w:val="Heading2"/>
     <w:uiPriority w:val="9"/>
     <w:semiHidden/>
-    <w:rsid w:val="006E4A29"/>
+    <w:rsid w:val="00AB5620"/>
     <w:rPr>
       <w:rFonts w:asciiTheme="majorHAnsi" w:eastAsiaTheme="majorEastAsia" w:hAnsiTheme="majorHAnsi" w:cstheme="majorBidi"/>
       <w:color w:val="2F5496" w:themeColor="accent1" w:themeShade="BF"/>
@@ -3196,7 +5779,7 @@
     <w:link w:val="Heading3"/>
     <w:uiPriority w:val="9"/>
     <w:semiHidden/>
-    <w:rsid w:val="006E4A29"/>
+    <w:rsid w:val="00AB5620"/>
     <w:rPr>
       <w:rFonts w:eastAsiaTheme="majorEastAsia" w:cstheme="majorBidi"/>
       <w:color w:val="2F5496" w:themeColor="accent1" w:themeShade="BF"/>
@@ -3210,7 +5793,7 @@
     <w:link w:val="Heading4"/>
     <w:uiPriority w:val="9"/>
     <w:semiHidden/>
-    <w:rsid w:val="006E4A29"/>
+    <w:rsid w:val="00AB5620"/>
     <w:rPr>
       <w:rFonts w:eastAsiaTheme="majorEastAsia" w:cstheme="majorBidi"/>
       <w:i/>
@@ -3224,7 +5807,7 @@
     <w:link w:val="Heading5"/>
     <w:uiPriority w:val="9"/>
     <w:semiHidden/>
-    <w:rsid w:val="006E4A29"/>
+    <w:rsid w:val="00AB5620"/>
     <w:rPr>
       <w:rFonts w:eastAsiaTheme="majorEastAsia" w:cstheme="majorBidi"/>
       <w:color w:val="2F5496" w:themeColor="accent1" w:themeShade="BF"/>
@@ -3236,7 +5819,7 @@
     <w:link w:val="Heading6"/>
     <w:uiPriority w:val="9"/>
     <w:semiHidden/>
-    <w:rsid w:val="006E4A29"/>
+    <w:rsid w:val="00AB5620"/>
     <w:rPr>
       <w:rFonts w:eastAsiaTheme="majorEastAsia" w:cstheme="majorBidi"/>
       <w:i/>
@@ -3250,7 +5833,7 @@
     <w:link w:val="Heading7"/>
     <w:uiPriority w:val="9"/>
     <w:semiHidden/>
-    <w:rsid w:val="006E4A29"/>
+    <w:rsid w:val="00AB5620"/>
     <w:rPr>
       <w:rFonts w:eastAsiaTheme="majorEastAsia" w:cstheme="majorBidi"/>
       <w:color w:val="595959" w:themeColor="text1" w:themeTint="A6"/>
@@ -3262,7 +5845,7 @@
     <w:link w:val="Heading8"/>
     <w:uiPriority w:val="9"/>
     <w:semiHidden/>
-    <w:rsid w:val="006E4A29"/>
+    <w:rsid w:val="00AB5620"/>
     <w:rPr>
       <w:rFonts w:eastAsiaTheme="majorEastAsia" w:cstheme="majorBidi"/>
       <w:i/>
@@ -3276,7 +5859,7 @@
     <w:link w:val="Heading9"/>
     <w:uiPriority w:val="9"/>
     <w:semiHidden/>
-    <w:rsid w:val="006E4A29"/>
+    <w:rsid w:val="00AB5620"/>
     <w:rPr>
       <w:rFonts w:eastAsiaTheme="majorEastAsia" w:cstheme="majorBidi"/>
       <w:color w:val="272727" w:themeColor="text1" w:themeTint="D8"/>
@@ -3289,7 +5872,7 @@
     <w:link w:val="TitleChar"/>
     <w:uiPriority w:val="10"/>
     <w:qFormat/>
-    <w:rsid w:val="006E4A29"/>
+    <w:rsid w:val="00AB5620"/>
     <w:pPr>
       <w:spacing w:after="80" w:line="240" w:lineRule="auto"/>
       <w:contextualSpacing/>
@@ -3307,7 +5890,7 @@
     <w:basedOn w:val="DefaultParagraphFont"/>
     <w:link w:val="Title"/>
     <w:uiPriority w:val="10"/>
-    <w:rsid w:val="006E4A29"/>
+    <w:rsid w:val="00AB5620"/>
     <w:rPr>
       <w:rFonts w:asciiTheme="majorHAnsi" w:eastAsiaTheme="majorEastAsia" w:hAnsiTheme="majorHAnsi" w:cstheme="majorBidi"/>
       <w:spacing w:val="-10"/>
@@ -3323,7 +5906,7 @@
     <w:link w:val="SubtitleChar"/>
     <w:uiPriority w:val="11"/>
     <w:qFormat/>
-    <w:rsid w:val="006E4A29"/>
+    <w:rsid w:val="00AB5620"/>
     <w:pPr>
       <w:numPr>
         <w:ilvl w:val="1"/>
@@ -3342,7 +5925,7 @@
     <w:basedOn w:val="DefaultParagraphFont"/>
     <w:link w:val="Subtitle"/>
     <w:uiPriority w:val="11"/>
-    <w:rsid w:val="006E4A29"/>
+    <w:rsid w:val="00AB5620"/>
     <w:rPr>
       <w:rFonts w:eastAsiaTheme="majorEastAsia" w:cstheme="majorBidi"/>
       <w:color w:val="595959" w:themeColor="text1" w:themeTint="A6"/>
@@ -3358,7 +5941,7 @@
     <w:link w:val="QuoteChar"/>
     <w:uiPriority w:val="29"/>
     <w:qFormat/>
-    <w:rsid w:val="006E4A29"/>
+    <w:rsid w:val="00AB5620"/>
     <w:pPr>
       <w:spacing w:before="160"/>
       <w:jc w:val="center"/>
@@ -3374,7 +5957,7 @@
     <w:basedOn w:val="DefaultParagraphFont"/>
     <w:link w:val="Quote"/>
     <w:uiPriority w:val="29"/>
-    <w:rsid w:val="006E4A29"/>
+    <w:rsid w:val="00AB5620"/>
     <w:rPr>
       <w:i/>
       <w:iCs/>
@@ -3386,7 +5969,7 @@
     <w:basedOn w:val="Normal"/>
     <w:uiPriority w:val="34"/>
     <w:qFormat/>
-    <w:rsid w:val="006E4A29"/>
+    <w:rsid w:val="00AB5620"/>
     <w:pPr>
       <w:ind w:left="720"/>
       <w:contextualSpacing/>
@@ -3397,7 +5980,7 @@
     <w:basedOn w:val="DefaultParagraphFont"/>
     <w:uiPriority w:val="21"/>
     <w:qFormat/>
-    <w:rsid w:val="006E4A29"/>
+    <w:rsid w:val="00AB5620"/>
     <w:rPr>
       <w:i/>
       <w:iCs/>
@@ -3411,7 +5994,7 @@
     <w:link w:val="IntenseQuoteChar"/>
     <w:uiPriority w:val="30"/>
     <w:qFormat/>
-    <w:rsid w:val="006E4A29"/>
+    <w:rsid w:val="00AB5620"/>
     <w:pPr>
       <w:pBdr>
         <w:top w:val="single" w:sz="4" w:space="10" w:color="2F5496" w:themeColor="accent1" w:themeShade="BF"/>
@@ -3432,7 +6015,7 @@
     <w:basedOn w:val="DefaultParagraphFont"/>
     <w:link w:val="IntenseQuote"/>
     <w:uiPriority w:val="30"/>
-    <w:rsid w:val="006E4A29"/>
+    <w:rsid w:val="00AB5620"/>
     <w:rPr>
       <w:i/>
       <w:iCs/>
@@ -3444,7 +6027,7 @@
     <w:basedOn w:val="DefaultParagraphFont"/>
     <w:uiPriority w:val="32"/>
     <w:qFormat/>
-    <w:rsid w:val="006E4A29"/>
+    <w:rsid w:val="00AB5620"/>
     <w:rPr>
       <w:b/>
       <w:bCs/>
@@ -3459,7 +6042,7 @@
     <w:uiPriority w:val="99"/>
     <w:semiHidden/>
     <w:unhideWhenUsed/>
-    <w:rsid w:val="004B4938"/>
+    <w:rsid w:val="0016728D"/>
     <w:rPr>
       <w:rFonts w:ascii="Times New Roman" w:hAnsi="Times New Roman" w:cs="Times New Roman"/>
       <w:sz w:val="24"/>
